--- a/guj/docx/55.content.docx
+++ b/guj/docx/55.content.docx
@@ -8066,18 +8066,12 @@
         </w:rPr>
         <w:t xml:space="preserve"> માટે પ્રભુને વિનંતી કરી રહ્યો છે. તમે તેને આશીર્વાદ અથવા પ્રાર્થના તરીકે વ્યક્ત કરી શકો છો, તમારી ભાષામાં ગમે તે રીતે વધુ કુદરતી હોય. જુઓ કે તમે આનો કેવી રીતે અનુવાદ કર્યો છે.</w:t>
       </w:r>
-      <w:hyperlink r:id="rId13">
-        <w:r>
-          <w:rPr>
-            <w:lang w:val="gu_IN" w:bidi="gu_IN"/>
-          </w:rPr>
-          <w:rPr>
-            <w:color w:val="0000EE"/>
-            <w:u w:val="single"/>
-          </w:rPr>
-          <w:t>1:16</w:t>
-        </w:r>
-      </w:hyperlink>
+      <w:r>
+        <w:rPr>
+          <w:lang w:val="gu_IN" w:bidi="gu_IN"/>
+        </w:rPr>
+        <w:t>1:16</w:t>
+      </w:r>
       <w:r>
         <w:rPr>
           <w:lang w:val="gu_IN" w:bidi="gu_IN"/>
@@ -12410,18 +12404,12 @@
         </w:rPr>
         <w:t xml:space="preserve"> એ સિદ્ધાંતના નિવેદનનો સંદર્ભ આપે છે જે નીચે આપેલ છે. જુઓ કે તમે </w:t>
       </w:r>
-      <w:hyperlink r:id="rId14">
-        <w:r>
-          <w:rPr>
-            <w:lang w:val="gu_IN" w:bidi="gu_IN"/>
-          </w:rPr>
-          <w:rPr>
-            <w:color w:val="0000EE"/>
-            <w:u w:val="single"/>
-          </w:rPr>
-          <w:t>1 તીમોથી 1:15</w:t>
-        </w:r>
-      </w:hyperlink>
+      <w:r>
+        <w:rPr>
+          <w:lang w:val="gu_IN" w:bidi="gu_IN"/>
+        </w:rPr>
+        <w:t>1 તીમોથી 1:15</w:t>
+      </w:r>
       <w:r>
         <w:rPr>
           <w:lang w:val="gu_IN" w:bidi="gu_IN"/>
@@ -12506,18 +12494,12 @@
         </w:rPr>
         <w:t xml:space="preserve">આ એક કવિતા અથવા સ્તોત્રની શરૂઆત છે જે પાઉલ કદાચ ટાંકી રહ્યો છે. જો તમારી ભાષામાં એ સૂચવવાની રીત છે કે આ કવિતા છે, જેમ કે અલગ-અલગ લાઇન પર વ્યક્તિગત શબ્દસમૂહો સેટ કરીને, તમે તેનો ઉપયોગ અહીં અને </w:t>
       </w:r>
-      <w:hyperlink r:id="rId15">
-        <w:r>
-          <w:rPr>
-            <w:lang w:val="gu_IN" w:bidi="gu_IN"/>
-          </w:rPr>
-          <w:rPr>
-            <w:color w:val="0000EE"/>
-            <w:u w:val="single"/>
-          </w:rPr>
-          <w:t>2:12</w:t>
-        </w:r>
-      </w:hyperlink>
+      <w:r>
+        <w:rPr>
+          <w:lang w:val="gu_IN" w:bidi="gu_IN"/>
+        </w:rPr>
+        <w:t>2:12</w:t>
+      </w:r>
       <w:r>
         <w:rPr>
           <w:lang w:val="gu_IN" w:bidi="gu_IN"/>
@@ -12795,36 +12777,24 @@
         </w:rPr>
         <w:t xml:space="preserve">પાઉલ સીધો અવતરણ રજૂ કરવા માટે આ શબ્દસમૂહનો ઉપયોગ કરે છે. આ કલમના બાકીના ભાગમાં અને </w:t>
       </w:r>
-      <w:hyperlink r:id="rId15">
-        <w:r>
-          <w:rPr>
-            <w:lang w:val="gu_IN" w:bidi="gu_IN"/>
-          </w:rPr>
-          <w:rPr>
-            <w:color w:val="0000EE"/>
-            <w:u w:val="single"/>
-          </w:rPr>
-          <w:t>2:12</w:t>
-        </w:r>
-      </w:hyperlink>
+      <w:r>
+        <w:rPr>
+          <w:lang w:val="gu_IN" w:bidi="gu_IN"/>
+        </w:rPr>
+        <w:t>2:12</w:t>
+      </w:r>
       <w:r>
         <w:rPr>
           <w:lang w:val="gu_IN" w:bidi="gu_IN"/>
         </w:rPr>
         <w:t xml:space="preserve"> અને </w:t>
       </w:r>
-      <w:hyperlink r:id="rId16">
-        <w:r>
-          <w:rPr>
-            <w:lang w:val="gu_IN" w:bidi="gu_IN"/>
-          </w:rPr>
-          <w:rPr>
-            <w:color w:val="0000EE"/>
-            <w:u w:val="single"/>
-          </w:rPr>
-          <w:t>2:13</w:t>
-        </w:r>
-      </w:hyperlink>
+      <w:r>
+        <w:rPr>
+          <w:lang w:val="gu_IN" w:bidi="gu_IN"/>
+        </w:rPr>
+        <w:t>2:13</w:t>
+      </w:r>
       <w:r>
         <w:rPr>
           <w:lang w:val="gu_IN" w:bidi="gu_IN"/>
@@ -14148,36 +14118,24 @@
         </w:rPr>
         <w:t xml:space="preserve"> હોય, ત્યારે પ્રવાસીઓ તેને અનુસરીને સીધા જ તેમના સ્થાને જઈ શકે છે. તેનાથી વિપરીત, પાઉલ </w:t>
       </w:r>
-      <w:hyperlink r:id="rId17">
-        <w:r>
-          <w:rPr>
-            <w:lang w:val="gu_IN" w:bidi="gu_IN"/>
-          </w:rPr>
-          <w:rPr>
-            <w:color w:val="0000EE"/>
-            <w:u w:val="single"/>
-          </w:rPr>
-          <w:t>2:14</w:t>
-        </w:r>
-      </w:hyperlink>
+      <w:r>
+        <w:rPr>
+          <w:lang w:val="gu_IN" w:bidi="gu_IN"/>
+        </w:rPr>
+        <w:t>2:14</w:t>
+      </w:r>
       <w:r>
         <w:rPr>
           <w:lang w:val="gu_IN" w:bidi="gu_IN"/>
         </w:rPr>
         <w:t xml:space="preserve"> અને </w:t>
       </w:r>
-      <w:hyperlink r:id="rId18">
-        <w:r>
-          <w:rPr>
-            <w:lang w:val="gu_IN" w:bidi="gu_IN"/>
-          </w:rPr>
-          <w:rPr>
-            <w:color w:val="0000EE"/>
-            <w:u w:val="single"/>
-          </w:rPr>
-          <w:t>2:16</w:t>
-        </w:r>
-      </w:hyperlink>
+      <w:r>
+        <w:rPr>
+          <w:lang w:val="gu_IN" w:bidi="gu_IN"/>
+        </w:rPr>
+        <w:t>2:16</w:t>
+      </w:r>
       <w:r>
         <w:rPr>
           <w:lang w:val="gu_IN" w:bidi="gu_IN"/>
@@ -20874,18 +20832,12 @@
         </w:rPr>
         <w:t xml:space="preserve">જેમ </w:t>
       </w:r>
-      <w:hyperlink r:id="rId19">
-        <w:r>
-          <w:rPr>
-            <w:lang w:val="gu_IN" w:bidi="gu_IN"/>
-          </w:rPr>
-          <w:rPr>
-            <w:color w:val="0000EE"/>
-            <w:u w:val="single"/>
-          </w:rPr>
-          <w:t>3:5</w:t>
-        </w:r>
-      </w:hyperlink>
+      <w:r>
+        <w:rPr>
+          <w:lang w:val="gu_IN" w:bidi="gu_IN"/>
+        </w:rPr>
+        <w:t>3:5</w:t>
+      </w:r>
       <w:r>
         <w:rPr>
           <w:lang w:val="gu_IN" w:bidi="gu_IN"/>
@@ -21550,18 +21502,12 @@
         </w:rPr>
         <w:t xml:space="preserve">આ શબ્દ આ કલમ અને </w:t>
       </w:r>
-      <w:hyperlink r:id="rId20">
-        <w:r>
-          <w:rPr>
-            <w:lang w:val="gu_IN" w:bidi="gu_IN"/>
-          </w:rPr>
-          <w:rPr>
-            <w:color w:val="0000EE"/>
-            <w:u w:val="single"/>
-          </w:rPr>
-          <w:t>3:06</w:t>
-        </w:r>
-      </w:hyperlink>
+      <w:r>
+        <w:rPr>
+          <w:lang w:val="gu_IN" w:bidi="gu_IN"/>
+        </w:rPr>
+        <w:t>3:06</w:t>
+      </w:r>
       <w:r>
         <w:rPr>
           <w:lang w:val="gu_IN" w:bidi="gu_IN"/>
@@ -26541,18 +26487,12 @@
         </w:rPr>
         <w:t xml:space="preserve">જેમ </w:t>
       </w:r>
-      <w:hyperlink r:id="rId21">
-        <w:r>
-          <w:rPr>
-            <w:lang w:val="gu_IN" w:bidi="gu_IN"/>
-          </w:rPr>
-          <w:rPr>
-            <w:color w:val="0000EE"/>
-            <w:u w:val="single"/>
-          </w:rPr>
-          <w:t>1:12</w:t>
-        </w:r>
-      </w:hyperlink>
+      <w:r>
+        <w:rPr>
+          <w:lang w:val="gu_IN" w:bidi="gu_IN"/>
+        </w:rPr>
+        <w:t>1:12</w:t>
+      </w:r>
       <w:r>
         <w:rPr>
           <w:lang w:val="gu_IN" w:bidi="gu_IN"/>
@@ -26740,18 +26680,12 @@
         </w:rPr>
         <w:t xml:space="preserve">તમે </w:t>
       </w:r>
-      <w:hyperlink r:id="rId22">
-        <w:r>
-          <w:rPr>
-            <w:lang w:val="gu_IN" w:bidi="gu_IN"/>
-          </w:rPr>
-          <w:rPr>
-            <w:color w:val="0000EE"/>
-            <w:u w:val="single"/>
-          </w:rPr>
-          <w:t>4:1</w:t>
-        </w:r>
-      </w:hyperlink>
+      <w:r>
+        <w:rPr>
+          <w:lang w:val="gu_IN" w:bidi="gu_IN"/>
+        </w:rPr>
+        <w:t>4:1</w:t>
+      </w:r>
       <w:r>
         <w:rPr>
           <w:lang w:val="gu_IN" w:bidi="gu_IN"/>
@@ -28883,18 +28817,12 @@
         </w:rPr>
         <w:t xml:space="preserve">આ એક માણસનું નામ છે. તમે </w:t>
       </w:r>
-      <w:hyperlink r:id="rId13">
-        <w:r>
-          <w:rPr>
-            <w:lang w:val="gu_IN" w:bidi="gu_IN"/>
-          </w:rPr>
-          <w:rPr>
-            <w:color w:val="0000EE"/>
-            <w:u w:val="single"/>
-          </w:rPr>
-          <w:t>1:16</w:t>
-        </w:r>
-      </w:hyperlink>
+      <w:r>
+        <w:rPr>
+          <w:lang w:val="gu_IN" w:bidi="gu_IN"/>
+        </w:rPr>
+        <w:t>1:16</w:t>
+      </w:r>
       <w:r>
         <w:rPr>
           <w:lang w:val="gu_IN" w:bidi="gu_IN"/>

--- a/guj/docx/55.content.docx
+++ b/guj/docx/55.content.docx
@@ -882,6 +882,81 @@
         <w:rPr>
           <w:lang w:val="gu_IN" w:bidi="gu_IN"/>
         </w:rPr>
+        <w:t>2 તિમોથીને 1:1 (#1)</w:t>
+      </w:r>
+      <w:r>
+        <w:rPr>
+          <w:lang w:val="gu_IN" w:bidi="gu_IN"/>
+        </w:rPr>
+      </w:r>
+    </w:p>
+    <w:p>
+      <w:pPr/>
+      <w:r>
+        <w:rPr>
+          <w:lang w:val="gu_IN" w:bidi="gu_IN"/>
+        </w:rPr>
+      </w:r>
+      <w:r>
+        <w:rPr>
+          <w:b/>
+          <w:lang w:val="gu_IN" w:bidi="gu_IN"/>
+        </w:rPr>
+        <w:t>"પાઉલ"</w:t>
+      </w:r>
+    </w:p>
+    <w:p>
+      <w:pPr/>
+      <w:r>
+        <w:rPr>
+          <w:lang w:val="gu_IN" w:bidi="gu_IN"/>
+        </w:rPr>
+      </w:r>
+      <w:r>
+        <w:rPr>
+          <w:lang w:val="gu_IN" w:bidi="gu_IN"/>
+        </w:rPr>
+        <w:t xml:space="preserve">પત્રના લેખક, આ એક માણસનું નામ છે. (જુઓ: </w:t>
+      </w:r>
+      <w:r>
+        <w:rPr>
+          <w:lang w:val="gu_IN" w:bidi="gu_IN"/>
+        </w:rPr>
+        <w:t>નામોનો અનુવાદ કેવી રીતે કરવો</w:t>
+      </w:r>
+      <w:r>
+        <w:rPr>
+          <w:lang w:val="gu_IN" w:bidi="gu_IN"/>
+        </w:rPr>
+        <w:t>)</w:t>
+      </w:r>
+      <w:r>
+        <w:rPr>
+          <w:lang w:val="gu_IN" w:bidi="gu_IN"/>
+        </w:rPr>
+      </w:r>
+      <w:r>
+        <w:rPr>
+          <w:lang w:val="gu_IN" w:bidi="gu_IN"/>
+        </w:rPr>
+      </w:r>
+    </w:p>
+    <w:p>
+      <w:pPr/>
+      <w:r>
+        <w:rPr>
+          <w:lang w:val="gu_IN" w:bidi="gu_IN"/>
+        </w:rPr>
+      </w:r>
+    </w:p>
+    <w:p>
+      <w:pPr>
+        <w:pStyle w:val="Heading2"/>
+      </w:pPr>
+      <w:r>
+        <w:rPr>
+          <w:lang w:val="gu_IN" w:bidi="gu_IN"/>
+        </w:rPr>
         <w:t>2 તિમોથીને 1:2 (#2)</w:t>
       </w:r>
       <w:r>
@@ -1441,6 +1516,81 @@
           <w:lang w:val="gu_IN" w:bidi="gu_IN"/>
         </w:rPr>
         <w:t>વિશિષ્ટ અને સમાવેશક “અમે”</w:t>
+      </w:r>
+      <w:r>
+        <w:rPr>
+          <w:lang w:val="gu_IN" w:bidi="gu_IN"/>
+        </w:rPr>
+        <w:t>)</w:t>
+      </w:r>
+      <w:r>
+        <w:rPr>
+          <w:lang w:val="gu_IN" w:bidi="gu_IN"/>
+        </w:rPr>
+      </w:r>
+      <w:r>
+        <w:rPr>
+          <w:lang w:val="gu_IN" w:bidi="gu_IN"/>
+        </w:rPr>
+      </w:r>
+    </w:p>
+    <w:p>
+      <w:pPr/>
+      <w:r>
+        <w:rPr>
+          <w:lang w:val="gu_IN" w:bidi="gu_IN"/>
+        </w:rPr>
+      </w:r>
+    </w:p>
+    <w:p>
+      <w:pPr>
+        <w:pStyle w:val="Heading2"/>
+      </w:pPr>
+      <w:r>
+        <w:rPr>
+          <w:lang w:val="gu_IN" w:bidi="gu_IN"/>
+        </w:rPr>
+        <w:t>2 તિમોથીને 1:2 (#1)</w:t>
+      </w:r>
+      <w:r>
+        <w:rPr>
+          <w:lang w:val="gu_IN" w:bidi="gu_IN"/>
+        </w:rPr>
+      </w:r>
+    </w:p>
+    <w:p>
+      <w:pPr/>
+      <w:r>
+        <w:rPr>
+          <w:lang w:val="gu_IN" w:bidi="gu_IN"/>
+        </w:rPr>
+      </w:r>
+      <w:r>
+        <w:rPr>
+          <w:b/>
+          <w:lang w:val="gu_IN" w:bidi="gu_IN"/>
+        </w:rPr>
+        <w:t>"તિમોથીને"</w:t>
+      </w:r>
+    </w:p>
+    <w:p>
+      <w:pPr/>
+      <w:r>
+        <w:rPr>
+          <w:lang w:val="gu_IN" w:bidi="gu_IN"/>
+        </w:rPr>
+      </w:r>
+      <w:r>
+        <w:rPr>
+          <w:lang w:val="gu_IN" w:bidi="gu_IN"/>
+        </w:rPr>
+        <w:t xml:space="preserve">આ એક માણસનું નામ છે, જેને આ પત્ર લખવામાં આવ્યો છે. (જુઓ: </w:t>
+      </w:r>
+      <w:r>
+        <w:rPr>
+          <w:lang w:val="gu_IN" w:bidi="gu_IN"/>
+        </w:rPr>
+        <w:t>નામોનો અનુવાદ કેવી રીતે કરવો</w:t>
       </w:r>
       <w:r>
         <w:rPr>
@@ -7422,6 +7572,156 @@
         <w:rPr>
           <w:lang w:val="gu_IN" w:bidi="gu_IN"/>
         </w:rPr>
+        <w:t>2 તિમોથીને 1:15 (#2)</w:t>
+      </w:r>
+      <w:r>
+        <w:rPr>
+          <w:lang w:val="gu_IN" w:bidi="gu_IN"/>
+        </w:rPr>
+      </w:r>
+    </w:p>
+    <w:p>
+      <w:pPr/>
+      <w:r>
+        <w:rPr>
+          <w:lang w:val="gu_IN" w:bidi="gu_IN"/>
+        </w:rPr>
+      </w:r>
+      <w:r>
+        <w:rPr>
+          <w:b/>
+          <w:lang w:val="gu_IN" w:bidi="gu_IN"/>
+        </w:rPr>
+        <w:t>"આસિયામાં"</w:t>
+      </w:r>
+    </w:p>
+    <w:p>
+      <w:pPr/>
+      <w:r>
+        <w:rPr>
+          <w:lang w:val="gu_IN" w:bidi="gu_IN"/>
+        </w:rPr>
+      </w:r>
+      <w:r>
+        <w:rPr>
+          <w:lang w:val="gu_IN" w:bidi="gu_IN"/>
+        </w:rPr>
+        <w:t xml:space="preserve">આ એક રોમન પ્રાંતનું નામ છે, એશિયા માઇનોર, જેની રાજધાની એફેસસમાં હતી, જ્યાં આ પત્રના સમયે તિમોથી રહેતો હતો. તે હવે આધુનિક તુર્કીમાં એક પ્રદેશ છે. (જુઓ: </w:t>
+      </w:r>
+      <w:r>
+        <w:rPr>
+          <w:lang w:val="gu_IN" w:bidi="gu_IN"/>
+        </w:rPr>
+        <w:t>નામોનો અનુવાદ કેવી રીતે કરવો</w:t>
+      </w:r>
+      <w:r>
+        <w:rPr>
+          <w:lang w:val="gu_IN" w:bidi="gu_IN"/>
+        </w:rPr>
+        <w:t>)</w:t>
+      </w:r>
+      <w:r>
+        <w:rPr>
+          <w:lang w:val="gu_IN" w:bidi="gu_IN"/>
+        </w:rPr>
+      </w:r>
+      <w:r>
+        <w:rPr>
+          <w:lang w:val="gu_IN" w:bidi="gu_IN"/>
+        </w:rPr>
+      </w:r>
+    </w:p>
+    <w:p>
+      <w:pPr/>
+      <w:r>
+        <w:rPr>
+          <w:lang w:val="gu_IN" w:bidi="gu_IN"/>
+        </w:rPr>
+      </w:r>
+    </w:p>
+    <w:p>
+      <w:pPr>
+        <w:pStyle w:val="Heading2"/>
+      </w:pPr>
+      <w:r>
+        <w:rPr>
+          <w:lang w:val="gu_IN" w:bidi="gu_IN"/>
+        </w:rPr>
+        <w:t>2 તિમોથીને 1:15 (#6)</w:t>
+      </w:r>
+      <w:r>
+        <w:rPr>
+          <w:lang w:val="gu_IN" w:bidi="gu_IN"/>
+        </w:rPr>
+      </w:r>
+    </w:p>
+    <w:p>
+      <w:pPr/>
+      <w:r>
+        <w:rPr>
+          <w:lang w:val="gu_IN" w:bidi="gu_IN"/>
+        </w:rPr>
+      </w:r>
+      <w:r>
+        <w:rPr>
+          <w:b/>
+          <w:lang w:val="gu_IN" w:bidi="gu_IN"/>
+        </w:rPr>
+        <w:t>"હેર્મોગેનેસ"</w:t>
+      </w:r>
+    </w:p>
+    <w:p>
+      <w:pPr/>
+      <w:r>
+        <w:rPr>
+          <w:lang w:val="gu_IN" w:bidi="gu_IN"/>
+        </w:rPr>
+      </w:r>
+      <w:r>
+        <w:rPr>
+          <w:lang w:val="gu_IN" w:bidi="gu_IN"/>
+        </w:rPr>
+        <w:t xml:space="preserve">આ એક માણસનું નામ છે. (જુઓ: </w:t>
+      </w:r>
+      <w:r>
+        <w:rPr>
+          <w:lang w:val="gu_IN" w:bidi="gu_IN"/>
+        </w:rPr>
+        <w:t>નામોનો અનુવાદ કેવી રીતે કરવો</w:t>
+      </w:r>
+      <w:r>
+        <w:rPr>
+          <w:lang w:val="gu_IN" w:bidi="gu_IN"/>
+        </w:rPr>
+        <w:t>)</w:t>
+      </w:r>
+      <w:r>
+        <w:rPr>
+          <w:lang w:val="gu_IN" w:bidi="gu_IN"/>
+        </w:rPr>
+      </w:r>
+      <w:r>
+        <w:rPr>
+          <w:lang w:val="gu_IN" w:bidi="gu_IN"/>
+        </w:rPr>
+      </w:r>
+    </w:p>
+    <w:p>
+      <w:pPr/>
+      <w:r>
+        <w:rPr>
+          <w:lang w:val="gu_IN" w:bidi="gu_IN"/>
+        </w:rPr>
+      </w:r>
+    </w:p>
+    <w:p>
+      <w:pPr>
+        <w:pStyle w:val="Heading2"/>
+      </w:pPr>
+      <w:r>
+        <w:rPr>
+          <w:lang w:val="gu_IN" w:bidi="gu_IN"/>
+        </w:rPr>
         <w:t>2 તિમોથીને 1:16 (#2)</w:t>
       </w:r>
       <w:r>
@@ -7912,6 +8212,81 @@
         <w:rPr>
           <w:lang w:val="gu_IN" w:bidi="gu_IN"/>
         </w:rPr>
+        <w:t>2 તિમોથીને 1:17 (#2)</w:t>
+      </w:r>
+      <w:r>
+        <w:rPr>
+          <w:lang w:val="gu_IN" w:bidi="gu_IN"/>
+        </w:rPr>
+      </w:r>
+    </w:p>
+    <w:p>
+      <w:pPr/>
+      <w:r>
+        <w:rPr>
+          <w:lang w:val="gu_IN" w:bidi="gu_IN"/>
+        </w:rPr>
+      </w:r>
+      <w:r>
+        <w:rPr>
+          <w:b/>
+          <w:lang w:val="gu_IN" w:bidi="gu_IN"/>
+        </w:rPr>
+        <w:t>"રોમમાં"</w:t>
+      </w:r>
+    </w:p>
+    <w:p>
+      <w:pPr/>
+      <w:r>
+        <w:rPr>
+          <w:lang w:val="gu_IN" w:bidi="gu_IN"/>
+        </w:rPr>
+      </w:r>
+      <w:r>
+        <w:rPr>
+          <w:lang w:val="gu_IN" w:bidi="gu_IN"/>
+        </w:rPr>
+        <w:t xml:space="preserve">આ એક શહેરનું નામ છે, જે રોમન સામ્રાજ્યની રાજધાની છે. (જુઓ: </w:t>
+      </w:r>
+      <w:r>
+        <w:rPr>
+          <w:lang w:val="gu_IN" w:bidi="gu_IN"/>
+        </w:rPr>
+        <w:t>નામોનો અનુવાદ કેવી રીતે કરવો</w:t>
+      </w:r>
+      <w:r>
+        <w:rPr>
+          <w:lang w:val="gu_IN" w:bidi="gu_IN"/>
+        </w:rPr>
+        <w:t>)</w:t>
+      </w:r>
+      <w:r>
+        <w:rPr>
+          <w:lang w:val="gu_IN" w:bidi="gu_IN"/>
+        </w:rPr>
+      </w:r>
+      <w:r>
+        <w:rPr>
+          <w:lang w:val="gu_IN" w:bidi="gu_IN"/>
+        </w:rPr>
+      </w:r>
+    </w:p>
+    <w:p>
+      <w:pPr/>
+      <w:r>
+        <w:rPr>
+          <w:lang w:val="gu_IN" w:bidi="gu_IN"/>
+        </w:rPr>
+      </w:r>
+    </w:p>
+    <w:p>
+      <w:pPr>
+        <w:pStyle w:val="Heading2"/>
+      </w:pPr>
+      <w:r>
+        <w:rPr>
+          <w:lang w:val="gu_IN" w:bidi="gu_IN"/>
+        </w:rPr>
         <w:t>2 તિમોથીને 1:18 (#2)</w:t>
       </w:r>
       <w:r>
@@ -8489,6 +8864,81 @@
           <w:lang w:val="gu_IN" w:bidi="gu_IN"/>
         </w:rPr>
         <w:t>અનુમાનિત જ્ઞાન અને ગર્ભિત માહિતી</w:t>
+      </w:r>
+      <w:r>
+        <w:rPr>
+          <w:lang w:val="gu_IN" w:bidi="gu_IN"/>
+        </w:rPr>
+        <w:t>)</w:t>
+      </w:r>
+      <w:r>
+        <w:rPr>
+          <w:lang w:val="gu_IN" w:bidi="gu_IN"/>
+        </w:rPr>
+      </w:r>
+      <w:r>
+        <w:rPr>
+          <w:lang w:val="gu_IN" w:bidi="gu_IN"/>
+        </w:rPr>
+      </w:r>
+    </w:p>
+    <w:p>
+      <w:pPr/>
+      <w:r>
+        <w:rPr>
+          <w:lang w:val="gu_IN" w:bidi="gu_IN"/>
+        </w:rPr>
+      </w:r>
+    </w:p>
+    <w:p>
+      <w:pPr>
+        <w:pStyle w:val="Heading2"/>
+      </w:pPr>
+      <w:r>
+        <w:rPr>
+          <w:lang w:val="gu_IN" w:bidi="gu_IN"/>
+        </w:rPr>
+        <w:t>2 તિમોથીને 1:18 (#6)</w:t>
+      </w:r>
+      <w:r>
+        <w:rPr>
+          <w:lang w:val="gu_IN" w:bidi="gu_IN"/>
+        </w:rPr>
+      </w:r>
+    </w:p>
+    <w:p>
+      <w:pPr/>
+      <w:r>
+        <w:rPr>
+          <w:lang w:val="gu_IN" w:bidi="gu_IN"/>
+        </w:rPr>
+      </w:r>
+      <w:r>
+        <w:rPr>
+          <w:b/>
+          <w:lang w:val="gu_IN" w:bidi="gu_IN"/>
+        </w:rPr>
+        <w:t>"એફેસસમાં"</w:t>
+      </w:r>
+    </w:p>
+    <w:p>
+      <w:pPr/>
+      <w:r>
+        <w:rPr>
+          <w:lang w:val="gu_IN" w:bidi="gu_IN"/>
+        </w:rPr>
+      </w:r>
+      <w:r>
+        <w:rPr>
+          <w:lang w:val="gu_IN" w:bidi="gu_IN"/>
+        </w:rPr>
+        <w:t xml:space="preserve">આ એક શહેરનું નામ છે, તે સ્થળ જ્યાં પત્ર પ્રાપ્ત કરનાર તિમોથી હોય છે. (જુઓ: </w:t>
+      </w:r>
+      <w:r>
+        <w:rPr>
+          <w:lang w:val="gu_IN" w:bidi="gu_IN"/>
+        </w:rPr>
+        <w:t>નામોનો અનુવાદ કેવી રીતે કરવો</w:t>
       </w:r>
       <w:r>
         <w:rPr>
@@ -10471,6 +10921,81 @@
         <w:rPr>
           <w:lang w:val="gu_IN" w:bidi="gu_IN"/>
         </w:rPr>
+        <w:t>2 તિમોથીને 2:5 (#6)</w:t>
+      </w:r>
+      <w:r>
+        <w:rPr>
+          <w:lang w:val="gu_IN" w:bidi="gu_IN"/>
+        </w:rPr>
+      </w:r>
+    </w:p>
+    <w:p>
+      <w:pPr/>
+      <w:r>
+        <w:rPr>
+          <w:lang w:val="gu_IN" w:bidi="gu_IN"/>
+        </w:rPr>
+      </w:r>
+      <w:r>
+        <w:rPr>
+          <w:b/>
+          <w:lang w:val="gu_IN" w:bidi="gu_IN"/>
+        </w:rPr>
+        <w:t>"તેને તાજ પહેરાવવામાં આવતો નથી"</w:t>
+      </w:r>
+    </w:p>
+    <w:p>
+      <w:pPr/>
+      <w:r>
+        <w:rPr>
+          <w:lang w:val="gu_IN" w:bidi="gu_IN"/>
+        </w:rPr>
+      </w:r>
+      <w:r>
+        <w:rPr>
+          <w:lang w:val="gu_IN" w:bidi="gu_IN"/>
+        </w:rPr>
+        <w:t xml:space="preserve">પાઉલ ધારે છે કે તિમોથી જાણશે કે આ સંસ્કૃતિમાં તાજ પહેરાવવાનો સંકેત સ્પર્ધાના વિજેતાને દર્શાવે છે. વૈકલ્પિક અનુવાદ: "અધિકારીઓ તેને વિજેતા તરીકે તાજ પહેરાવશે નહીં" (જુઓ: </w:t>
+      </w:r>
+      <w:r>
+        <w:rPr>
+          <w:lang w:val="gu_IN" w:bidi="gu_IN"/>
+        </w:rPr>
+        <w:t>અનુમાનિત જ્ઞાન અને ગર્ભિત માહિતી</w:t>
+      </w:r>
+      <w:r>
+        <w:rPr>
+          <w:lang w:val="gu_IN" w:bidi="gu_IN"/>
+        </w:rPr>
+        <w:t>)</w:t>
+      </w:r>
+      <w:r>
+        <w:rPr>
+          <w:lang w:val="gu_IN" w:bidi="gu_IN"/>
+        </w:rPr>
+      </w:r>
+      <w:r>
+        <w:rPr>
+          <w:lang w:val="gu_IN" w:bidi="gu_IN"/>
+        </w:rPr>
+      </w:r>
+    </w:p>
+    <w:p>
+      <w:pPr/>
+      <w:r>
+        <w:rPr>
+          <w:lang w:val="gu_IN" w:bidi="gu_IN"/>
+        </w:rPr>
+      </w:r>
+    </w:p>
+    <w:p>
+      <w:pPr>
+        <w:pStyle w:val="Heading2"/>
+      </w:pPr>
+      <w:r>
+        <w:rPr>
+          <w:lang w:val="gu_IN" w:bidi="gu_IN"/>
+        </w:rPr>
         <w:t>2 તિમોથીને 2:6 (#1)</w:t>
       </w:r>
       <w:r>
@@ -11347,6 +11872,81 @@
         <w:rPr>
           <w:lang w:val="gu_IN" w:bidi="gu_IN"/>
         </w:rPr>
+        <w:t>2 તિમોથીને 2:8 (#2)</w:t>
+      </w:r>
+      <w:r>
+        <w:rPr>
+          <w:lang w:val="gu_IN" w:bidi="gu_IN"/>
+        </w:rPr>
+      </w:r>
+    </w:p>
+    <w:p>
+      <w:pPr/>
+      <w:r>
+        <w:rPr>
+          <w:lang w:val="gu_IN" w:bidi="gu_IN"/>
+        </w:rPr>
+      </w:r>
+      <w:r>
+        <w:rPr>
+          <w:b/>
+          <w:lang w:val="gu_IN" w:bidi="gu_IN"/>
+        </w:rPr>
+        <w:t>"દાઉદના સંતાન"</w:t>
+      </w:r>
+    </w:p>
+    <w:p>
+      <w:pPr/>
+      <w:r>
+        <w:rPr>
+          <w:lang w:val="gu_IN" w:bidi="gu_IN"/>
+        </w:rPr>
+      </w:r>
+      <w:r>
+        <w:rPr>
+          <w:lang w:val="gu_IN" w:bidi="gu_IN"/>
+        </w:rPr>
+        <w:t xml:space="preserve">આ એક માણસનું નામ છે, ઇઝરાયલના મહાન રાજા. (જુઓ: </w:t>
+      </w:r>
+      <w:r>
+        <w:rPr>
+          <w:lang w:val="gu_IN" w:bidi="gu_IN"/>
+        </w:rPr>
+        <w:t>નામોનો અનુવાદ કેવી રીતે કરવો</w:t>
+      </w:r>
+      <w:r>
+        <w:rPr>
+          <w:lang w:val="gu_IN" w:bidi="gu_IN"/>
+        </w:rPr>
+        <w:t>)</w:t>
+      </w:r>
+      <w:r>
+        <w:rPr>
+          <w:lang w:val="gu_IN" w:bidi="gu_IN"/>
+        </w:rPr>
+      </w:r>
+      <w:r>
+        <w:rPr>
+          <w:lang w:val="gu_IN" w:bidi="gu_IN"/>
+        </w:rPr>
+      </w:r>
+    </w:p>
+    <w:p>
+      <w:pPr/>
+      <w:r>
+        <w:rPr>
+          <w:lang w:val="gu_IN" w:bidi="gu_IN"/>
+        </w:rPr>
+      </w:r>
+    </w:p>
+    <w:p>
+      <w:pPr>
+        <w:pStyle w:val="Heading2"/>
+      </w:pPr>
+      <w:r>
+        <w:rPr>
+          <w:lang w:val="gu_IN" w:bidi="gu_IN"/>
+        </w:rPr>
         <w:t>2 તિમોથીને 2:9 (#1)</w:t>
       </w:r>
       <w:r>
@@ -12726,6 +13326,82 @@
         <w:rPr>
           <w:lang w:val="gu_IN" w:bidi="gu_IN"/>
         </w:rPr>
+        <w:t>2 તિમોથીને 2:11 (#2)</w:t>
+      </w:r>
+      <w:r>
+        <w:rPr>
+          <w:lang w:val="gu_IN" w:bidi="gu_IN"/>
+        </w:rPr>
+      </w:r>
+    </w:p>
+    <w:p>
+      <w:pPr/>
+      <w:r>
+        <w:rPr>
+          <w:lang w:val="gu_IN" w:bidi="gu_IN"/>
+        </w:rPr>
+      </w:r>
+      <w:r>
+        <w:rPr>
+          <w:b/>
+          <w:lang w:val="gu_IN" w:bidi="gu_IN"/>
+        </w:rPr>
+        <w:t>"આ વચન વિશ્વસનીય છે"</w:t>
+      </w:r>
+    </w:p>
+    <w:p>
+      <w:pPr/>
+      <w:r>
+        <w:rPr>
+          <w:lang w:val="gu_IN" w:bidi="gu_IN"/>
+        </w:rPr>
+      </w:r>
+      <w:r>
+        <w:rPr>
+          <w:lang w:val="gu_IN" w:bidi="gu_IN"/>
+        </w:rPr>
+        <w:t xml:space="preserve">તમે સક્રિય ક્રિયાપદ સાથે વિશેષણ </w:t>
+      </w:r>
+      <w:r>
+        <w:rPr>
+          <w:b/>
+          <w:lang w:val="gu_IN" w:bidi="gu_IN"/>
+        </w:rPr>
+        <w:t>વિશ્વસનીય</w:t>
+      </w:r>
+      <w:r>
+        <w:rPr>
+          <w:lang w:val="gu_IN" w:bidi="gu_IN"/>
+        </w:rPr>
+        <w:t>નો અર્થ રજૂ કરી શકો છો, જો તે તમારી ભાષામાં સ્પષ્ટ હશે. વૈકલ્પિક અનુવાદ: "તમે આ નિવેદન પર વિશ્વાસ કરી શકો છો"</w:t>
+      </w:r>
+      <w:r>
+        <w:rPr>
+          <w:lang w:val="gu_IN" w:bidi="gu_IN"/>
+        </w:rPr>
+      </w:r>
+      <w:r>
+        <w:rPr>
+          <w:lang w:val="gu_IN" w:bidi="gu_IN"/>
+        </w:rPr>
+      </w:r>
+    </w:p>
+    <w:p>
+      <w:pPr/>
+      <w:r>
+        <w:rPr>
+          <w:lang w:val="gu_IN" w:bidi="gu_IN"/>
+        </w:rPr>
+      </w:r>
+    </w:p>
+    <w:p>
+      <w:pPr>
+        <w:pStyle w:val="Heading2"/>
+      </w:pPr>
+      <w:r>
+        <w:rPr>
+          <w:lang w:val="gu_IN" w:bidi="gu_IN"/>
+        </w:rPr>
         <w:t>2 તિમોથીને 2:11 (#3)</w:t>
       </w:r>
       <w:r>
@@ -13873,6 +14549,69 @@
         <w:rPr>
           <w:lang w:val="gu_IN" w:bidi="gu_IN"/>
         </w:rPr>
+        <w:t>2 તિમોથીને 2:14 (#5)</w:t>
+      </w:r>
+      <w:r>
+        <w:rPr>
+          <w:lang w:val="gu_IN" w:bidi="gu_IN"/>
+        </w:rPr>
+      </w:r>
+    </w:p>
+    <w:p>
+      <w:pPr/>
+      <w:r>
+        <w:rPr>
+          <w:lang w:val="gu_IN" w:bidi="gu_IN"/>
+        </w:rPr>
+      </w:r>
+      <w:r>
+        <w:rPr>
+          <w:b/>
+          <w:lang w:val="gu_IN" w:bidi="gu_IN"/>
+        </w:rPr>
+        <w:t>"તે} કશાને માટે ઉપયોગી નથી"</w:t>
+      </w:r>
+    </w:p>
+    <w:p>
+      <w:pPr/>
+      <w:r>
+        <w:rPr>
+          <w:lang w:val="gu_IN" w:bidi="gu_IN"/>
+        </w:rPr>
+      </w:r>
+      <w:r>
+        <w:rPr>
+          <w:lang w:val="gu_IN" w:bidi="gu_IN"/>
+        </w:rPr>
+        <w:t>પાઉલ ઉમેરે છે કે શબ્દોની લડાઈમાં સામેલ લોકો માટે કોઈ ફાયદો નથી. વૈકલ્પિક અનુવાદ: "તે કોઈને લાભ કરતું નથી"</w:t>
+      </w:r>
+      <w:r>
+        <w:rPr>
+          <w:lang w:val="gu_IN" w:bidi="gu_IN"/>
+        </w:rPr>
+      </w:r>
+      <w:r>
+        <w:rPr>
+          <w:lang w:val="gu_IN" w:bidi="gu_IN"/>
+        </w:rPr>
+      </w:r>
+    </w:p>
+    <w:p>
+      <w:pPr/>
+      <w:r>
+        <w:rPr>
+          <w:lang w:val="gu_IN" w:bidi="gu_IN"/>
+        </w:rPr>
+      </w:r>
+    </w:p>
+    <w:p>
+      <w:pPr>
+        <w:pStyle w:val="Heading2"/>
+      </w:pPr>
+      <w:r>
+        <w:rPr>
+          <w:lang w:val="gu_IN" w:bidi="gu_IN"/>
+        </w:rPr>
         <w:t>2 તિમોથીને 2:15 (#1)</w:t>
       </w:r>
       <w:r>
@@ -14836,6 +15575,94 @@
           <w:lang w:val="gu_IN" w:bidi="gu_IN"/>
         </w:rPr>
         <w:t>નામોનો અનુવાદ કેવી રીતે કરવો</w:t>
+      </w:r>
+      <w:r>
+        <w:rPr>
+          <w:lang w:val="gu_IN" w:bidi="gu_IN"/>
+        </w:rPr>
+        <w:t>)</w:t>
+      </w:r>
+      <w:r>
+        <w:rPr>
+          <w:lang w:val="gu_IN" w:bidi="gu_IN"/>
+        </w:rPr>
+      </w:r>
+      <w:r>
+        <w:rPr>
+          <w:lang w:val="gu_IN" w:bidi="gu_IN"/>
+        </w:rPr>
+      </w:r>
+    </w:p>
+    <w:p>
+      <w:pPr/>
+      <w:r>
+        <w:rPr>
+          <w:lang w:val="gu_IN" w:bidi="gu_IN"/>
+        </w:rPr>
+      </w:r>
+    </w:p>
+    <w:p>
+      <w:pPr>
+        <w:pStyle w:val="Heading2"/>
+      </w:pPr>
+      <w:r>
+        <w:rPr>
+          <w:lang w:val="gu_IN" w:bidi="gu_IN"/>
+        </w:rPr>
+        <w:t>2 તિમોથીને 2:17 (#4)</w:t>
+      </w:r>
+      <w:r>
+        <w:rPr>
+          <w:lang w:val="gu_IN" w:bidi="gu_IN"/>
+        </w:rPr>
+      </w:r>
+    </w:p>
+    <w:p>
+      <w:pPr/>
+      <w:r>
+        <w:rPr>
+          <w:lang w:val="gu_IN" w:bidi="gu_IN"/>
+        </w:rPr>
+      </w:r>
+      <w:r>
+        <w:rPr>
+          <w:b/>
+          <w:lang w:val="gu_IN" w:bidi="gu_IN"/>
+        </w:rPr>
+        <w:t>"તેઓમાં હુમનાયસ તથા ફિલેતસ જેવા છે"</w:t>
+      </w:r>
+    </w:p>
+    <w:p>
+      <w:pPr/>
+      <w:r>
+        <w:rPr>
+          <w:lang w:val="gu_IN" w:bidi="gu_IN"/>
+        </w:rPr>
+      </w:r>
+      <w:r>
+        <w:rPr>
+          <w:lang w:val="gu_IN" w:bidi="gu_IN"/>
+        </w:rPr>
+        <w:t xml:space="preserve">પાઉલ તિમોથીને બે માણસોના નામ આપે છે જેઓ અધર્મી અને મૂર્ખ વાતોનું ઉદાહરણ છે. આ નામો અને પહેલાના </w:t>
+      </w:r>
+      <w:r>
+        <w:rPr>
+          <w:b/>
+          <w:lang w:val="gu_IN" w:bidi="gu_IN"/>
+        </w:rPr>
+        <w:t>તેમના શબ્દ</w:t>
+      </w:r>
+      <w:r>
+        <w:rPr>
+          <w:lang w:val="gu_IN" w:bidi="gu_IN"/>
+        </w:rPr>
+        <w:t xml:space="preserve"> વચ્ચેનો સંબંધ તમારી ભાષામાં સ્પષ્ટ કરવા માટે, તમારે આ સ્પષ્ટ કરવું પડશે. વૈકલ્પિક અનુવાદ: "હાયમેનિયસ અને ફિલેટસ એવા લોકો છે" (જુઓ: </w:t>
+      </w:r>
+      <w:r>
+        <w:rPr>
+          <w:lang w:val="gu_IN" w:bidi="gu_IN"/>
+        </w:rPr>
+        <w:t>સર્વનામ - તેનો ઉપયોગ ક્યારે કરવો</w:t>
       </w:r>
       <w:r>
         <w:rPr>
@@ -16533,6 +17360,239 @@
         <w:rPr>
           <w:lang w:val="gu_IN" w:bidi="gu_IN"/>
         </w:rPr>
+        <w:t>2 તિમોથીને 2:21 (#3)</w:t>
+      </w:r>
+      <w:r>
+        <w:rPr>
+          <w:lang w:val="gu_IN" w:bidi="gu_IN"/>
+        </w:rPr>
+      </w:r>
+    </w:p>
+    <w:p>
+      <w:pPr/>
+      <w:r>
+        <w:rPr>
+          <w:lang w:val="gu_IN" w:bidi="gu_IN"/>
+        </w:rPr>
+      </w:r>
+      <w:r>
+        <w:rPr>
+          <w:b/>
+          <w:lang w:val="gu_IN" w:bidi="gu_IN"/>
+        </w:rPr>
+        <w:t>"આવી બાબતોથી &amp; તે સન્માન યોગ્ય, પવિત્ર કરાયેલ, માલિક માટે ઉપયોગી, દરેક સારા કામ માટે તૈયાર કરાયેલ એક પાત્ર બનશે"</w:t>
+      </w:r>
+    </w:p>
+    <w:p>
+      <w:pPr/>
+      <w:r>
+        <w:rPr>
+          <w:lang w:val="gu_IN" w:bidi="gu_IN"/>
+        </w:rPr>
+      </w:r>
+      <w:r>
+        <w:rPr>
+          <w:lang w:val="gu_IN" w:bidi="gu_IN"/>
+        </w:rPr>
+        <w:t xml:space="preserve">આ ચાર વાક્યનો અર્થ થઈ શકે છે: (1) એકવાર શરૂ </w:t>
+      </w:r>
+      <w:r>
+        <w:rPr>
+          <w:b/>
+          <w:lang w:val="gu_IN" w:bidi="gu_IN"/>
+        </w:rPr>
+        <w:t>થઈ ગયા</w:t>
+      </w:r>
+      <w:r>
+        <w:rPr>
+          <w:lang w:val="gu_IN" w:bidi="gu_IN"/>
+        </w:rPr>
+        <w:t xml:space="preserve"> સાથે તેઓ તેમની આગળ શબ્દસમૂહનું કારણ આપે છે. વૈકલ્પિક અનુવાદ: "તે સન્માન માટે પાત્ર હશે કારણ કે તેને પવિત્ર કરવામાં આવ્યો છે, અને તે માલીક માટે ઉપયોગી થશે કારણ કે તે દરેક સારા કાર્ય માટે તૈયાર છે" (2) ચારેય શબ્દસમૂહો ફક્ત વ્યક્તિનું વર્ણન કરી શકે છે. વૈકલ્પિક ભાષાંતર: "તે સન્માન માટે પાત્ર હશે, કોઈ વ્યક્તિ જે પવિત્ર છે, માલિક માટે ઉપયોગી છે, અને દરેક સારા કાર્ય માટે તૈયાર છે"</w:t>
+      </w:r>
+      <w:r>
+        <w:rPr>
+          <w:lang w:val="gu_IN" w:bidi="gu_IN"/>
+        </w:rPr>
+      </w:r>
+      <w:r>
+        <w:rPr>
+          <w:lang w:val="gu_IN" w:bidi="gu_IN"/>
+        </w:rPr>
+      </w:r>
+    </w:p>
+    <w:p>
+      <w:pPr/>
+      <w:r>
+        <w:rPr>
+          <w:lang w:val="gu_IN" w:bidi="gu_IN"/>
+        </w:rPr>
+      </w:r>
+    </w:p>
+    <w:p>
+      <w:pPr>
+        <w:pStyle w:val="Heading2"/>
+      </w:pPr>
+      <w:r>
+        <w:rPr>
+          <w:lang w:val="gu_IN" w:bidi="gu_IN"/>
+        </w:rPr>
+        <w:t>2 તિમોથીને 2:21 (#5)</w:t>
+      </w:r>
+      <w:r>
+        <w:rPr>
+          <w:lang w:val="gu_IN" w:bidi="gu_IN"/>
+        </w:rPr>
+      </w:r>
+    </w:p>
+    <w:p>
+      <w:pPr/>
+      <w:r>
+        <w:rPr>
+          <w:lang w:val="gu_IN" w:bidi="gu_IN"/>
+        </w:rPr>
+      </w:r>
+      <w:r>
+        <w:rPr>
+          <w:b/>
+          <w:lang w:val="gu_IN" w:bidi="gu_IN"/>
+        </w:rPr>
+        <w:t>"પવિત્ર કરાયેલ"</w:t>
+      </w:r>
+    </w:p>
+    <w:p>
+      <w:pPr/>
+      <w:r>
+        <w:rPr>
+          <w:lang w:val="gu_IN" w:bidi="gu_IN"/>
+        </w:rPr>
+      </w:r>
+      <w:r>
+        <w:rPr>
+          <w:lang w:val="gu_IN" w:bidi="gu_IN"/>
+        </w:rPr>
+        <w:t>જો આ વાક્ય ઘરમાની વસ્તુઓના રૂપકને ચાલુ રાખે છે, તો પાઉલ એવી વ્યક્તિનો ઉલ્લેખ કરે છે જે ખોટા સંગઠનો અથવા પ્રવૃત્તિઓથી મુક્ત છે જાણે કે તે કોઈ કિંમતી વસ્તુ હોય જેના માલિક તેને વિશિષ્ટ સ્થાને રાખે છે. ભલે આ વાક્ય રૂપક ચાલુ રાખે છે કે નહીં, તે હજી પણ વિશેષ હેતુ માટે "સમર્પિત" હોવાનો વિચાર વ્યક્ત કરે છે.</w:t>
+        <w:br/>
+      </w:r>
+      <w:r>
+        <w:rPr>
+          <w:lang w:val="gu_IN" w:bidi="gu_IN"/>
+        </w:rPr>
+        <w:t xml:space="preserve">વૈકલ્પિક અનુવાદ: "જેને ઈશ્વરે એક ખાસ હેતુ માટે અલગ કર્યા છે" (જુઓ: </w:t>
+      </w:r>
+      <w:r>
+        <w:rPr>
+          <w:lang w:val="gu_IN" w:bidi="gu_IN"/>
+        </w:rPr>
+        <w:t>રૂપક</w:t>
+      </w:r>
+      <w:r>
+        <w:rPr>
+          <w:lang w:val="gu_IN" w:bidi="gu_IN"/>
+        </w:rPr>
+        <w:t>)</w:t>
+      </w:r>
+      <w:r>
+        <w:rPr>
+          <w:lang w:val="gu_IN" w:bidi="gu_IN"/>
+        </w:rPr>
+      </w:r>
+      <w:r>
+        <w:rPr>
+          <w:lang w:val="gu_IN" w:bidi="gu_IN"/>
+        </w:rPr>
+      </w:r>
+    </w:p>
+    <w:p>
+      <w:pPr/>
+      <w:r>
+        <w:rPr>
+          <w:lang w:val="gu_IN" w:bidi="gu_IN"/>
+        </w:rPr>
+      </w:r>
+    </w:p>
+    <w:p>
+      <w:pPr>
+        <w:pStyle w:val="Heading2"/>
+      </w:pPr>
+      <w:r>
+        <w:rPr>
+          <w:lang w:val="gu_IN" w:bidi="gu_IN"/>
+        </w:rPr>
+        <w:t>2 તિમોથીને 2:21 (#6)</w:t>
+      </w:r>
+      <w:r>
+        <w:rPr>
+          <w:lang w:val="gu_IN" w:bidi="gu_IN"/>
+        </w:rPr>
+      </w:r>
+    </w:p>
+    <w:p>
+      <w:pPr/>
+      <w:r>
+        <w:rPr>
+          <w:lang w:val="gu_IN" w:bidi="gu_IN"/>
+        </w:rPr>
+      </w:r>
+      <w:r>
+        <w:rPr>
+          <w:b/>
+          <w:lang w:val="gu_IN" w:bidi="gu_IN"/>
+        </w:rPr>
+        <w:t>"માલિક માટે ઉપયોગી"</w:t>
+      </w:r>
+    </w:p>
+    <w:p>
+      <w:pPr/>
+      <w:r>
+        <w:rPr>
+          <w:lang w:val="gu_IN" w:bidi="gu_IN"/>
+        </w:rPr>
+      </w:r>
+      <w:r>
+        <w:rPr>
+          <w:lang w:val="gu_IN" w:bidi="gu_IN"/>
+        </w:rPr>
+        <w:t xml:space="preserve">ઘરના રૂપકના સંદર્ભમાં, પાઉલ ઘરના વડા તરીકે અલંકારિક રીતે ઈશ્વરની વાત કરે છે. વૈકલ્પિક અનુવાદ: “ઈશ્વર માટે ઉપયોગી” (જુઓ: </w:t>
+      </w:r>
+      <w:r>
+        <w:rPr>
+          <w:lang w:val="gu_IN" w:bidi="gu_IN"/>
+        </w:rPr>
+        <w:t>રૂપક</w:t>
+      </w:r>
+      <w:r>
+        <w:rPr>
+          <w:lang w:val="gu_IN" w:bidi="gu_IN"/>
+        </w:rPr>
+        <w:t>)</w:t>
+      </w:r>
+      <w:r>
+        <w:rPr>
+          <w:lang w:val="gu_IN" w:bidi="gu_IN"/>
+        </w:rPr>
+      </w:r>
+      <w:r>
+        <w:rPr>
+          <w:lang w:val="gu_IN" w:bidi="gu_IN"/>
+        </w:rPr>
+      </w:r>
+    </w:p>
+    <w:p>
+      <w:pPr/>
+      <w:r>
+        <w:rPr>
+          <w:lang w:val="gu_IN" w:bidi="gu_IN"/>
+        </w:rPr>
+      </w:r>
+    </w:p>
+    <w:p>
+      <w:pPr>
+        <w:pStyle w:val="Heading2"/>
+      </w:pPr>
+      <w:r>
+        <w:rPr>
+          <w:lang w:val="gu_IN" w:bidi="gu_IN"/>
+        </w:rPr>
         <w:t>2 તિમોથીને 2:22 (#1)</w:t>
       </w:r>
       <w:r>
@@ -17268,6 +18328,94 @@
         <w:rPr>
           <w:lang w:val="gu_IN" w:bidi="gu_IN"/>
         </w:rPr>
+        <w:t>2 તિમોથીને 2:22 (#8)</w:t>
+      </w:r>
+      <w:r>
+        <w:rPr>
+          <w:lang w:val="gu_IN" w:bidi="gu_IN"/>
+        </w:rPr>
+      </w:r>
+    </w:p>
+    <w:p>
+      <w:pPr/>
+      <w:r>
+        <w:rPr>
+          <w:lang w:val="gu_IN" w:bidi="gu_IN"/>
+        </w:rPr>
+      </w:r>
+      <w:r>
+        <w:rPr>
+          <w:b/>
+          <w:lang w:val="gu_IN" w:bidi="gu_IN"/>
+        </w:rPr>
+        <w:t>"શુદ્ધ હૃદયથી"</w:t>
+      </w:r>
+    </w:p>
+    <w:p>
+      <w:pPr/>
+      <w:r>
+        <w:rPr>
+          <w:lang w:val="gu_IN" w:bidi="gu_IN"/>
+        </w:rPr>
+      </w:r>
+      <w:r>
+        <w:rPr>
+          <w:lang w:val="gu_IN" w:bidi="gu_IN"/>
+        </w:rPr>
+        <w:t xml:space="preserve">પાઉલ </w:t>
+      </w:r>
+      <w:r>
+        <w:rPr>
+          <w:b/>
+          <w:lang w:val="gu_IN" w:bidi="gu_IN"/>
+        </w:rPr>
+        <w:t>સ્વચ્છ</w:t>
+      </w:r>
+      <w:r>
+        <w:rPr>
+          <w:lang w:val="gu_IN" w:bidi="gu_IN"/>
+        </w:rPr>
+        <w:t xml:space="preserve"> શબ્દનો ઉપયોગ વ્યક્તિના ઈરાદાઓ અથવા વિચારોનું વર્ણન કરવા માટે કરે છે જાણે કે તે કોઈ વસ્તુ હોય જેને સ્વચ્છ બનાવી શકાય. વૈકલ્પિક અનુવાદ: "સારા ઇરાદા સાથે" (જુઓ: </w:t>
+      </w:r>
+      <w:r>
+        <w:rPr>
+          <w:lang w:val="gu_IN" w:bidi="gu_IN"/>
+        </w:rPr>
+        <w:t>રૂપક</w:t>
+      </w:r>
+      <w:r>
+        <w:rPr>
+          <w:lang w:val="gu_IN" w:bidi="gu_IN"/>
+        </w:rPr>
+        <w:t>)</w:t>
+      </w:r>
+      <w:r>
+        <w:rPr>
+          <w:lang w:val="gu_IN" w:bidi="gu_IN"/>
+        </w:rPr>
+      </w:r>
+      <w:r>
+        <w:rPr>
+          <w:lang w:val="gu_IN" w:bidi="gu_IN"/>
+        </w:rPr>
+      </w:r>
+    </w:p>
+    <w:p>
+      <w:pPr/>
+      <w:r>
+        <w:rPr>
+          <w:lang w:val="gu_IN" w:bidi="gu_IN"/>
+        </w:rPr>
+      </w:r>
+    </w:p>
+    <w:p>
+      <w:pPr>
+        <w:pStyle w:val="Heading2"/>
+      </w:pPr>
+      <w:r>
+        <w:rPr>
+          <w:lang w:val="gu_IN" w:bidi="gu_IN"/>
+        </w:rPr>
         <w:t>2 તિમોથીને 2:23 (#1)</w:t>
       </w:r>
       <w:r>
@@ -19337,6 +20485,146 @@
         <w:rPr>
           <w:lang w:val="gu_IN" w:bidi="gu_IN"/>
         </w:rPr>
+        <w:t>2 તિમોથીને 3:3 (#1)</w:t>
+      </w:r>
+      <w:r>
+        <w:rPr>
+          <w:lang w:val="gu_IN" w:bidi="gu_IN"/>
+        </w:rPr>
+      </w:r>
+    </w:p>
+    <w:p>
+      <w:pPr/>
+      <w:r>
+        <w:rPr>
+          <w:lang w:val="gu_IN" w:bidi="gu_IN"/>
+        </w:rPr>
+      </w:r>
+      <w:r>
+        <w:rPr>
+          <w:b/>
+          <w:lang w:val="gu_IN" w:bidi="gu_IN"/>
+        </w:rPr>
+        <w:t>"પ્રેમરહિત"</w:t>
+      </w:r>
+    </w:p>
+    <w:p>
+      <w:pPr/>
+      <w:r>
+        <w:rPr>
+          <w:lang w:val="gu_IN" w:bidi="gu_IN"/>
+        </w:rPr>
+      </w:r>
+      <w:r>
+        <w:rPr>
+          <w:b/>
+          <w:lang w:val="gu_IN" w:bidi="gu_IN"/>
+        </w:rPr>
+        <w:t>અપ્રેમાળ</w:t>
+      </w:r>
+      <w:r>
+        <w:rPr>
+          <w:lang w:val="gu_IN" w:bidi="gu_IN"/>
+        </w:rPr>
+        <w:t xml:space="preserve"> શબ્દનો અર્થ એ છે કે તેઓ અન્ય લોકોને પ્રેમ કરશે નહીં જેમને તેઓએ પ્રેમ કરવો જોઈએ. વૈકલ્પિક અનુવાદ: "તેઓ તેમના પોતાના પરિવારોને પ્રેમ કરશે નહીં"</w:t>
+      </w:r>
+      <w:r>
+        <w:rPr>
+          <w:lang w:val="gu_IN" w:bidi="gu_IN"/>
+        </w:rPr>
+      </w:r>
+      <w:r>
+        <w:rPr>
+          <w:lang w:val="gu_IN" w:bidi="gu_IN"/>
+        </w:rPr>
+      </w:r>
+    </w:p>
+    <w:p>
+      <w:pPr/>
+      <w:r>
+        <w:rPr>
+          <w:lang w:val="gu_IN" w:bidi="gu_IN"/>
+        </w:rPr>
+      </w:r>
+    </w:p>
+    <w:p>
+      <w:pPr>
+        <w:pStyle w:val="Heading2"/>
+      </w:pPr>
+      <w:r>
+        <w:rPr>
+          <w:lang w:val="gu_IN" w:bidi="gu_IN"/>
+        </w:rPr>
+        <w:t>2 તિમોથીને 3:3 (#2)</w:t>
+      </w:r>
+      <w:r>
+        <w:rPr>
+          <w:lang w:val="gu_IN" w:bidi="gu_IN"/>
+        </w:rPr>
+      </w:r>
+    </w:p>
+    <w:p>
+      <w:pPr/>
+      <w:r>
+        <w:rPr>
+          <w:lang w:val="gu_IN" w:bidi="gu_IN"/>
+        </w:rPr>
+      </w:r>
+      <w:r>
+        <w:rPr>
+          <w:b/>
+          <w:lang w:val="gu_IN" w:bidi="gu_IN"/>
+        </w:rPr>
+        <w:t>"જક્કી"</w:t>
+      </w:r>
+    </w:p>
+    <w:p>
+      <w:pPr/>
+      <w:r>
+        <w:rPr>
+          <w:lang w:val="gu_IN" w:bidi="gu_IN"/>
+        </w:rPr>
+      </w:r>
+      <w:r>
+        <w:rPr>
+          <w:b/>
+          <w:lang w:val="gu_IN" w:bidi="gu_IN"/>
+        </w:rPr>
+        <w:t>અસંગત</w:t>
+      </w:r>
+      <w:r>
+        <w:rPr>
+          <w:lang w:val="gu_IN" w:bidi="gu_IN"/>
+        </w:rPr>
+        <w:t xml:space="preserve"> શબ્દનો અર્થ એવો થાય છે કે તેઓ અન્ય લોકો સાથે શાંતિ કરવા માટે સંમત થશે નહીં અને પોતાનો માર્ગ મેળવવા માટે સંઘર્ષની સ્થિતિમાં જીવવાનો આગ્રહ રાખશે. વૈકલ્પિક અનુવાદ: "તેઓ કોઈની સાથે સંમત થશે નહીં" અથવા "તેઓ કોઈની સાથે શાંતિથી જીવશે નહીં"</w:t>
+      </w:r>
+      <w:r>
+        <w:rPr>
+          <w:lang w:val="gu_IN" w:bidi="gu_IN"/>
+        </w:rPr>
+      </w:r>
+      <w:r>
+        <w:rPr>
+          <w:lang w:val="gu_IN" w:bidi="gu_IN"/>
+        </w:rPr>
+      </w:r>
+    </w:p>
+    <w:p>
+      <w:pPr/>
+      <w:r>
+        <w:rPr>
+          <w:lang w:val="gu_IN" w:bidi="gu_IN"/>
+        </w:rPr>
+      </w:r>
+    </w:p>
+    <w:p>
+      <w:pPr>
+        <w:pStyle w:val="Heading2"/>
+      </w:pPr>
+      <w:r>
+        <w:rPr>
+          <w:lang w:val="gu_IN" w:bidi="gu_IN"/>
+        </w:rPr>
         <w:t>2 તિમોથીને 3:4 (#2)</w:t>
       </w:r>
       <w:r>
@@ -19524,6 +20812,76 @@
         <w:rPr>
           <w:lang w:val="gu_IN" w:bidi="gu_IN"/>
         </w:rPr>
+        <w:t>2 તિમોથીને 3:4 (#1)</w:t>
+      </w:r>
+      <w:r>
+        <w:rPr>
+          <w:lang w:val="gu_IN" w:bidi="gu_IN"/>
+        </w:rPr>
+      </w:r>
+    </w:p>
+    <w:p>
+      <w:pPr/>
+      <w:r>
+        <w:rPr>
+          <w:lang w:val="gu_IN" w:bidi="gu_IN"/>
+        </w:rPr>
+      </w:r>
+      <w:r>
+        <w:rPr>
+          <w:b/>
+          <w:lang w:val="gu_IN" w:bidi="gu_IN"/>
+        </w:rPr>
+        <w:t>"અવિચારી"</w:t>
+      </w:r>
+    </w:p>
+    <w:p>
+      <w:pPr/>
+      <w:r>
+        <w:rPr>
+          <w:lang w:val="gu_IN" w:bidi="gu_IN"/>
+        </w:rPr>
+      </w:r>
+      <w:r>
+        <w:rPr>
+          <w:b/>
+          <w:lang w:val="gu_IN" w:bidi="gu_IN"/>
+        </w:rPr>
+        <w:t>અવિચારી</w:t>
+      </w:r>
+      <w:r>
+        <w:rPr>
+          <w:lang w:val="gu_IN" w:bidi="gu_IN"/>
+        </w:rPr>
+        <w:t xml:space="preserve"> વિશેષણ પરિણામ સ્વરૂપે થઈ શકે તેવી નકારાત્મક બાબતો વિશે વિચાર્યા વિના વસ્તુઓ કરવાનો વિચાર દર્શાવે છે. વૈકલ્પિક અનુવાદ: "પરિણામોથી બેદરકાર"</w:t>
+      </w:r>
+      <w:r>
+        <w:rPr>
+          <w:lang w:val="gu_IN" w:bidi="gu_IN"/>
+        </w:rPr>
+      </w:r>
+      <w:r>
+        <w:rPr>
+          <w:lang w:val="gu_IN" w:bidi="gu_IN"/>
+        </w:rPr>
+      </w:r>
+    </w:p>
+    <w:p>
+      <w:pPr/>
+      <w:r>
+        <w:rPr>
+          <w:lang w:val="gu_IN" w:bidi="gu_IN"/>
+        </w:rPr>
+      </w:r>
+    </w:p>
+    <w:p>
+      <w:pPr>
+        <w:pStyle w:val="Heading2"/>
+      </w:pPr>
+      <w:r>
+        <w:rPr>
+          <w:lang w:val="gu_IN" w:bidi="gu_IN"/>
+        </w:rPr>
         <w:t>2 તિમોથીને 3:5 (#1)</w:t>
       </w:r>
       <w:r>
@@ -21927,6 +23285,521 @@
         <w:rPr>
           <w:lang w:val="gu_IN" w:bidi="gu_IN"/>
         </w:rPr>
+        <w:t>2 તિમોથીને 3:10 (#3)</w:t>
+      </w:r>
+      <w:r>
+        <w:rPr>
+          <w:lang w:val="gu_IN" w:bidi="gu_IN"/>
+        </w:rPr>
+      </w:r>
+    </w:p>
+    <w:p>
+      <w:pPr/>
+      <w:r>
+        <w:rPr>
+          <w:lang w:val="gu_IN" w:bidi="gu_IN"/>
+        </w:rPr>
+      </w:r>
+      <w:r>
+        <w:rPr>
+          <w:b/>
+          <w:lang w:val="gu_IN" w:bidi="gu_IN"/>
+        </w:rPr>
+        <w:t>"વર્તન"</w:t>
+      </w:r>
+    </w:p>
+    <w:p>
+      <w:pPr/>
+      <w:r>
+        <w:rPr>
+          <w:lang w:val="gu_IN" w:bidi="gu_IN"/>
+        </w:rPr>
+      </w:r>
+      <w:r>
+        <w:rPr>
+          <w:lang w:val="gu_IN" w:bidi="gu_IN"/>
+        </w:rPr>
+        <w:t xml:space="preserve">જો તે તમારી ભાષામાં સ્પષ્ટ હશે, તો તમે અમૂર્ત સંજ્ઞા </w:t>
+      </w:r>
+      <w:r>
+        <w:rPr>
+          <w:b/>
+          <w:lang w:val="gu_IN" w:bidi="gu_IN"/>
+        </w:rPr>
+        <w:t>આચરણ</w:t>
+      </w:r>
+      <w:r>
+        <w:rPr>
+          <w:lang w:val="gu_IN" w:bidi="gu_IN"/>
+        </w:rPr>
+        <w:t xml:space="preserve"> પાછળનો વિચાર સંબંધિત કલમ સાથે વ્યક્ત કરી શકો છો. વૈકલ્પિક અનુવાદ: "હું મારું જીવન કેવી રીતે જીવીશ" (જુઓ: </w:t>
+      </w:r>
+      <w:r>
+        <w:rPr>
+          <w:lang w:val="gu_IN" w:bidi="gu_IN"/>
+        </w:rPr>
+        <w:t>﻿﻿﻿અમૂર્ત નામો</w:t>
+      </w:r>
+      <w:r>
+        <w:rPr>
+          <w:lang w:val="gu_IN" w:bidi="gu_IN"/>
+        </w:rPr>
+        <w:t>)</w:t>
+      </w:r>
+      <w:r>
+        <w:rPr>
+          <w:lang w:val="gu_IN" w:bidi="gu_IN"/>
+        </w:rPr>
+      </w:r>
+      <w:r>
+        <w:rPr>
+          <w:lang w:val="gu_IN" w:bidi="gu_IN"/>
+        </w:rPr>
+      </w:r>
+    </w:p>
+    <w:p>
+      <w:pPr/>
+      <w:r>
+        <w:rPr>
+          <w:lang w:val="gu_IN" w:bidi="gu_IN"/>
+        </w:rPr>
+      </w:r>
+    </w:p>
+    <w:p>
+      <w:pPr>
+        <w:pStyle w:val="Heading2"/>
+      </w:pPr>
+      <w:r>
+        <w:rPr>
+          <w:lang w:val="gu_IN" w:bidi="gu_IN"/>
+        </w:rPr>
+        <w:t>2 તિમોથીને 3:10 (#8)</w:t>
+      </w:r>
+      <w:r>
+        <w:rPr>
+          <w:lang w:val="gu_IN" w:bidi="gu_IN"/>
+        </w:rPr>
+      </w:r>
+    </w:p>
+    <w:p>
+      <w:pPr/>
+      <w:r>
+        <w:rPr>
+          <w:lang w:val="gu_IN" w:bidi="gu_IN"/>
+        </w:rPr>
+      </w:r>
+      <w:r>
+        <w:rPr>
+          <w:b/>
+          <w:lang w:val="gu_IN" w:bidi="gu_IN"/>
+        </w:rPr>
+        <w:t>"સહનશીલતા"</w:t>
+      </w:r>
+    </w:p>
+    <w:p>
+      <w:pPr/>
+      <w:r>
+        <w:rPr>
+          <w:lang w:val="gu_IN" w:bidi="gu_IN"/>
+        </w:rPr>
+      </w:r>
+      <w:r>
+        <w:rPr>
+          <w:lang w:val="gu_IN" w:bidi="gu_IN"/>
+        </w:rPr>
+        <w:t xml:space="preserve">જો તમારી ભાષામાં તે વધુ સ્પષ્ટ હશે, તો તમે અમૂર્ત સંજ્ઞા ** સહનશક્તિ** પાછળનો વિચાર સંબંધિત કલમ સાથે વ્યક્ત કરી શકો છો. વૈકલ્પિક અનુવાદ: "હું જ્યારે સહન કરું છું ત્યારે હું કેવી રીતે સહન કરું છું" (જુઓ: </w:t>
+      </w:r>
+      <w:r>
+        <w:rPr>
+          <w:lang w:val="gu_IN" w:bidi="gu_IN"/>
+        </w:rPr>
+        <w:t>﻿﻿﻿અમૂર્ત નામો</w:t>
+      </w:r>
+      <w:r>
+        <w:rPr>
+          <w:lang w:val="gu_IN" w:bidi="gu_IN"/>
+        </w:rPr>
+        <w:t>)</w:t>
+      </w:r>
+      <w:r>
+        <w:rPr>
+          <w:lang w:val="gu_IN" w:bidi="gu_IN"/>
+        </w:rPr>
+      </w:r>
+      <w:r>
+        <w:rPr>
+          <w:lang w:val="gu_IN" w:bidi="gu_IN"/>
+        </w:rPr>
+      </w:r>
+    </w:p>
+    <w:p>
+      <w:pPr/>
+      <w:r>
+        <w:rPr>
+          <w:lang w:val="gu_IN" w:bidi="gu_IN"/>
+        </w:rPr>
+      </w:r>
+    </w:p>
+    <w:p>
+      <w:pPr>
+        <w:pStyle w:val="Heading2"/>
+      </w:pPr>
+      <w:r>
+        <w:rPr>
+          <w:lang w:val="gu_IN" w:bidi="gu_IN"/>
+        </w:rPr>
+        <w:t>2 તિમોથીને 3:10 (#4)</w:t>
+      </w:r>
+      <w:r>
+        <w:rPr>
+          <w:lang w:val="gu_IN" w:bidi="gu_IN"/>
+        </w:rPr>
+      </w:r>
+    </w:p>
+    <w:p>
+      <w:pPr/>
+      <w:r>
+        <w:rPr>
+          <w:lang w:val="gu_IN" w:bidi="gu_IN"/>
+        </w:rPr>
+      </w:r>
+      <w:r>
+        <w:rPr>
+          <w:b/>
+          <w:lang w:val="gu_IN" w:bidi="gu_IN"/>
+        </w:rPr>
+        <w:t>"હેતુ"</w:t>
+      </w:r>
+    </w:p>
+    <w:p>
+      <w:pPr/>
+      <w:r>
+        <w:rPr>
+          <w:lang w:val="gu_IN" w:bidi="gu_IN"/>
+        </w:rPr>
+      </w:r>
+      <w:r>
+        <w:rPr>
+          <w:lang w:val="gu_IN" w:bidi="gu_IN"/>
+        </w:rPr>
+        <w:t xml:space="preserve">જો તે તમારી ભાષામાં સ્પષ્ટ હશે, તો તમે અમૂર્ત સંજ્ઞા </w:t>
+      </w:r>
+      <w:r>
+        <w:rPr>
+          <w:b/>
+          <w:lang w:val="gu_IN" w:bidi="gu_IN"/>
+        </w:rPr>
+        <w:t>હેતુ</w:t>
+      </w:r>
+      <w:r>
+        <w:rPr>
+          <w:lang w:val="gu_IN" w:bidi="gu_IN"/>
+        </w:rPr>
+        <w:t xml:space="preserve"> પાછળનો વિચાર મૌખિક કલમ વડે વ્યક્ત કરી શકો છો. વૈકલ્પિક અનુવાદ: "હું મારા જીવન સાથે શું કરવાનો પ્રયાસ કરું છું" (જુઓ: </w:t>
+      </w:r>
+      <w:r>
+        <w:rPr>
+          <w:lang w:val="gu_IN" w:bidi="gu_IN"/>
+        </w:rPr>
+        <w:t>﻿﻿﻿અમૂર્ત નામો</w:t>
+      </w:r>
+      <w:r>
+        <w:rPr>
+          <w:lang w:val="gu_IN" w:bidi="gu_IN"/>
+        </w:rPr>
+        <w:t>)</w:t>
+      </w:r>
+      <w:r>
+        <w:rPr>
+          <w:lang w:val="gu_IN" w:bidi="gu_IN"/>
+        </w:rPr>
+      </w:r>
+      <w:r>
+        <w:rPr>
+          <w:lang w:val="gu_IN" w:bidi="gu_IN"/>
+        </w:rPr>
+      </w:r>
+    </w:p>
+    <w:p>
+      <w:pPr/>
+      <w:r>
+        <w:rPr>
+          <w:lang w:val="gu_IN" w:bidi="gu_IN"/>
+        </w:rPr>
+      </w:r>
+    </w:p>
+    <w:p>
+      <w:pPr>
+        <w:pStyle w:val="Heading2"/>
+      </w:pPr>
+      <w:r>
+        <w:rPr>
+          <w:lang w:val="gu_IN" w:bidi="gu_IN"/>
+        </w:rPr>
+        <w:t>2 તિમોથીને 3:10 (#5)</w:t>
+      </w:r>
+      <w:r>
+        <w:rPr>
+          <w:lang w:val="gu_IN" w:bidi="gu_IN"/>
+        </w:rPr>
+      </w:r>
+    </w:p>
+    <w:p>
+      <w:pPr/>
+      <w:r>
+        <w:rPr>
+          <w:lang w:val="gu_IN" w:bidi="gu_IN"/>
+        </w:rPr>
+      </w:r>
+      <w:r>
+        <w:rPr>
+          <w:b/>
+          <w:lang w:val="gu_IN" w:bidi="gu_IN"/>
+        </w:rPr>
+        <w:t>"વિશ્વાસ"</w:t>
+      </w:r>
+    </w:p>
+    <w:p>
+      <w:pPr/>
+      <w:r>
+        <w:rPr>
+          <w:lang w:val="gu_IN" w:bidi="gu_IN"/>
+        </w:rPr>
+      </w:r>
+      <w:r>
+        <w:rPr>
+          <w:lang w:val="gu_IN" w:bidi="gu_IN"/>
+        </w:rPr>
+        <w:t xml:space="preserve">જો તે તમારી ભાષામાં સ્પષ્ટ હશે, તો તમે અમૂર્ત સંજ્ઞા </w:t>
+      </w:r>
+      <w:r>
+        <w:rPr>
+          <w:b/>
+          <w:lang w:val="gu_IN" w:bidi="gu_IN"/>
+        </w:rPr>
+        <w:t>વિશ્વાસ</w:t>
+      </w:r>
+      <w:r>
+        <w:rPr>
+          <w:lang w:val="gu_IN" w:bidi="gu_IN"/>
+        </w:rPr>
+        <w:t xml:space="preserve"> પાછળનો વિચાર સંબંધિત કલમ સાથે વ્યક્ત કરી શકો છો. વૈકલ્પિક અનુવાદ: "હું શું માનું છું" (જુઓ: </w:t>
+      </w:r>
+      <w:r>
+        <w:rPr>
+          <w:lang w:val="gu_IN" w:bidi="gu_IN"/>
+        </w:rPr>
+        <w:t>﻿﻿﻿અમૂર્ત નામો</w:t>
+      </w:r>
+      <w:r>
+        <w:rPr>
+          <w:lang w:val="gu_IN" w:bidi="gu_IN"/>
+        </w:rPr>
+        <w:t>)</w:t>
+      </w:r>
+      <w:r>
+        <w:rPr>
+          <w:lang w:val="gu_IN" w:bidi="gu_IN"/>
+        </w:rPr>
+      </w:r>
+      <w:r>
+        <w:rPr>
+          <w:lang w:val="gu_IN" w:bidi="gu_IN"/>
+        </w:rPr>
+      </w:r>
+    </w:p>
+    <w:p>
+      <w:pPr/>
+      <w:r>
+        <w:rPr>
+          <w:lang w:val="gu_IN" w:bidi="gu_IN"/>
+        </w:rPr>
+      </w:r>
+    </w:p>
+    <w:p>
+      <w:pPr>
+        <w:pStyle w:val="Heading2"/>
+      </w:pPr>
+      <w:r>
+        <w:rPr>
+          <w:lang w:val="gu_IN" w:bidi="gu_IN"/>
+        </w:rPr>
+        <w:t>2 તિમોથીને 3:10 (#7)</w:t>
+      </w:r>
+      <w:r>
+        <w:rPr>
+          <w:lang w:val="gu_IN" w:bidi="gu_IN"/>
+        </w:rPr>
+      </w:r>
+    </w:p>
+    <w:p>
+      <w:pPr/>
+      <w:r>
+        <w:rPr>
+          <w:lang w:val="gu_IN" w:bidi="gu_IN"/>
+        </w:rPr>
+      </w:r>
+      <w:r>
+        <w:rPr>
+          <w:b/>
+          <w:lang w:val="gu_IN" w:bidi="gu_IN"/>
+        </w:rPr>
+        <w:t>"પ્રેમ"</w:t>
+      </w:r>
+    </w:p>
+    <w:p>
+      <w:pPr/>
+      <w:r>
+        <w:rPr>
+          <w:lang w:val="gu_IN" w:bidi="gu_IN"/>
+        </w:rPr>
+      </w:r>
+      <w:r>
+        <w:rPr>
+          <w:lang w:val="gu_IN" w:bidi="gu_IN"/>
+        </w:rPr>
+        <w:t xml:space="preserve">જો તમારી ભાષામાં તે વધુ સ્પષ્ટ હશે, તો તમે અમૂર્ત સંજ્ઞા </w:t>
+      </w:r>
+      <w:r>
+        <w:rPr>
+          <w:b/>
+          <w:lang w:val="gu_IN" w:bidi="gu_IN"/>
+        </w:rPr>
+        <w:t>પ્રેમ</w:t>
+      </w:r>
+      <w:r>
+        <w:rPr>
+          <w:lang w:val="gu_IN" w:bidi="gu_IN"/>
+        </w:rPr>
+        <w:t xml:space="preserve"> પાછળનો વિચાર સંબંધિત કલમ સાથે વ્યક્ત કરી શકો છો. વૈકલ્પિક અનુવાદ: "હું બીજાઓને કેવી રીતે પ્રેમ કરું છું" (જુઓ: </w:t>
+      </w:r>
+      <w:r>
+        <w:rPr>
+          <w:lang w:val="gu_IN" w:bidi="gu_IN"/>
+        </w:rPr>
+        <w:t>﻿﻿﻿અમૂર્ત નામો</w:t>
+      </w:r>
+      <w:r>
+        <w:rPr>
+          <w:lang w:val="gu_IN" w:bidi="gu_IN"/>
+        </w:rPr>
+        <w:t>)</w:t>
+      </w:r>
+      <w:r>
+        <w:rPr>
+          <w:lang w:val="gu_IN" w:bidi="gu_IN"/>
+        </w:rPr>
+      </w:r>
+      <w:r>
+        <w:rPr>
+          <w:lang w:val="gu_IN" w:bidi="gu_IN"/>
+        </w:rPr>
+      </w:r>
+    </w:p>
+    <w:p>
+      <w:pPr/>
+      <w:r>
+        <w:rPr>
+          <w:lang w:val="gu_IN" w:bidi="gu_IN"/>
+        </w:rPr>
+      </w:r>
+    </w:p>
+    <w:p>
+      <w:pPr>
+        <w:pStyle w:val="Heading2"/>
+      </w:pPr>
+      <w:r>
+        <w:rPr>
+          <w:lang w:val="gu_IN" w:bidi="gu_IN"/>
+        </w:rPr>
+        <w:t>2 તિમોથીને 3:10 (#6)</w:t>
+      </w:r>
+      <w:r>
+        <w:rPr>
+          <w:lang w:val="gu_IN" w:bidi="gu_IN"/>
+        </w:rPr>
+      </w:r>
+    </w:p>
+    <w:p>
+      <w:pPr/>
+      <w:r>
+        <w:rPr>
+          <w:lang w:val="gu_IN" w:bidi="gu_IN"/>
+        </w:rPr>
+      </w:r>
+      <w:r>
+        <w:rPr>
+          <w:b/>
+          <w:lang w:val="gu_IN" w:bidi="gu_IN"/>
+        </w:rPr>
+        <w:t>"ધીરજ"</w:t>
+      </w:r>
+    </w:p>
+    <w:p>
+      <w:pPr/>
+      <w:r>
+        <w:rPr>
+          <w:lang w:val="gu_IN" w:bidi="gu_IN"/>
+        </w:rPr>
+      </w:r>
+      <w:r>
+        <w:rPr>
+          <w:lang w:val="gu_IN" w:bidi="gu_IN"/>
+        </w:rPr>
+        <w:t xml:space="preserve">જો તે તમારી ભાષામાં સ્પષ્ટ હશે, તો તમે અમૂર્ત સંજ્ઞા </w:t>
+      </w:r>
+      <w:r>
+        <w:rPr>
+          <w:b/>
+          <w:lang w:val="gu_IN" w:bidi="gu_IN"/>
+        </w:rPr>
+        <w:t>ધીરજ</w:t>
+      </w:r>
+      <w:r>
+        <w:rPr>
+          <w:lang w:val="gu_IN" w:bidi="gu_IN"/>
+        </w:rPr>
+        <w:t xml:space="preserve"> પાછળનો વિચાર સંબંધિત કલમ સાથે વ્યક્ત કરી શકો છો. વૈકલ્પિક અનુવાદ: "હું અન્ય લોકો સાથે કેવી રીતે ધીરજ રાખું છું" (જુઓ: </w:t>
+      </w:r>
+      <w:r>
+        <w:rPr>
+          <w:lang w:val="gu_IN" w:bidi="gu_IN"/>
+        </w:rPr>
+        <w:t>﻿﻿﻿અમૂર્ત નામો</w:t>
+      </w:r>
+      <w:r>
+        <w:rPr>
+          <w:lang w:val="gu_IN" w:bidi="gu_IN"/>
+        </w:rPr>
+        <w:t>)</w:t>
+      </w:r>
+      <w:r>
+        <w:rPr>
+          <w:lang w:val="gu_IN" w:bidi="gu_IN"/>
+        </w:rPr>
+      </w:r>
+      <w:r>
+        <w:rPr>
+          <w:lang w:val="gu_IN" w:bidi="gu_IN"/>
+        </w:rPr>
+      </w:r>
+    </w:p>
+    <w:p>
+      <w:pPr/>
+      <w:r>
+        <w:rPr>
+          <w:lang w:val="gu_IN" w:bidi="gu_IN"/>
+        </w:rPr>
+      </w:r>
+    </w:p>
+    <w:p>
+      <w:pPr>
+        <w:pStyle w:val="Heading2"/>
+      </w:pPr>
+      <w:r>
+        <w:rPr>
+          <w:lang w:val="gu_IN" w:bidi="gu_IN"/>
+        </w:rPr>
         <w:t>2 તિમોથીને 3:10 (#2)</w:t>
       </w:r>
       <w:r>
@@ -22108,6 +23981,156 @@
         <w:rPr>
           <w:lang w:val="gu_IN" w:bidi="gu_IN"/>
         </w:rPr>
+        <w:t>2 તિમોથીને 3:11 (#3)</w:t>
+      </w:r>
+      <w:r>
+        <w:rPr>
+          <w:lang w:val="gu_IN" w:bidi="gu_IN"/>
+        </w:rPr>
+      </w:r>
+    </w:p>
+    <w:p>
+      <w:pPr/>
+      <w:r>
+        <w:rPr>
+          <w:lang w:val="gu_IN" w:bidi="gu_IN"/>
+        </w:rPr>
+      </w:r>
+      <w:r>
+        <w:rPr>
+          <w:b/>
+          <w:lang w:val="gu_IN" w:bidi="gu_IN"/>
+        </w:rPr>
+        <w:t>"પ્રભુએ મને તે બધાથી છોડાવ્યો"</w:t>
+      </w:r>
+    </w:p>
+    <w:p>
+      <w:pPr/>
+      <w:r>
+        <w:rPr>
+          <w:lang w:val="gu_IN" w:bidi="gu_IN"/>
+        </w:rPr>
+      </w:r>
+      <w:r>
+        <w:rPr>
+          <w:lang w:val="gu_IN" w:bidi="gu_IN"/>
+        </w:rPr>
+        <w:t xml:space="preserve">પાઉલ અલંકારિક રીતે બોલે છે જાણે ઈશ્વરે તેને ભયની પરિસ્થિતિમાંથી શારીરિક રીતે દૂર કર્યો હોય. વૈકલ્પિક અનુવાદ: "ઈશ્વરે એ બધા દ્વારા મને બચાવ્યો" (જુઓ: </w:t>
+      </w:r>
+      <w:r>
+        <w:rPr>
+          <w:lang w:val="gu_IN" w:bidi="gu_IN"/>
+        </w:rPr>
+        <w:t>રૂપક</w:t>
+      </w:r>
+      <w:r>
+        <w:rPr>
+          <w:lang w:val="gu_IN" w:bidi="gu_IN"/>
+        </w:rPr>
+        <w:t>)</w:t>
+      </w:r>
+      <w:r>
+        <w:rPr>
+          <w:lang w:val="gu_IN" w:bidi="gu_IN"/>
+        </w:rPr>
+      </w:r>
+      <w:r>
+        <w:rPr>
+          <w:lang w:val="gu_IN" w:bidi="gu_IN"/>
+        </w:rPr>
+      </w:r>
+    </w:p>
+    <w:p>
+      <w:pPr/>
+      <w:r>
+        <w:rPr>
+          <w:lang w:val="gu_IN" w:bidi="gu_IN"/>
+        </w:rPr>
+      </w:r>
+    </w:p>
+    <w:p>
+      <w:pPr>
+        <w:pStyle w:val="Heading2"/>
+      </w:pPr>
+      <w:r>
+        <w:rPr>
+          <w:lang w:val="gu_IN" w:bidi="gu_IN"/>
+        </w:rPr>
+        <w:t>2 તિમોથીને 3:11 (#1)</w:t>
+      </w:r>
+      <w:r>
+        <w:rPr>
+          <w:lang w:val="gu_IN" w:bidi="gu_IN"/>
+        </w:rPr>
+      </w:r>
+    </w:p>
+    <w:p>
+      <w:pPr/>
+      <w:r>
+        <w:rPr>
+          <w:lang w:val="gu_IN" w:bidi="gu_IN"/>
+        </w:rPr>
+      </w:r>
+      <w:r>
+        <w:rPr>
+          <w:b/>
+          <w:lang w:val="gu_IN" w:bidi="gu_IN"/>
+        </w:rPr>
+        <w:t>"અંત્યોખ, ઈકોનિયા, લુસ્ત્રામાં"</w:t>
+      </w:r>
+    </w:p>
+    <w:p>
+      <w:pPr/>
+      <w:r>
+        <w:rPr>
+          <w:lang w:val="gu_IN" w:bidi="gu_IN"/>
+        </w:rPr>
+      </w:r>
+      <w:r>
+        <w:rPr>
+          <w:lang w:val="gu_IN" w:bidi="gu_IN"/>
+        </w:rPr>
+        <w:t xml:space="preserve">આ ત્રણ શહેરોના નામ છે. (જુઓ: </w:t>
+      </w:r>
+      <w:r>
+        <w:rPr>
+          <w:lang w:val="gu_IN" w:bidi="gu_IN"/>
+        </w:rPr>
+        <w:t>નામોનો અનુવાદ કેવી રીતે કરવો</w:t>
+      </w:r>
+      <w:r>
+        <w:rPr>
+          <w:lang w:val="gu_IN" w:bidi="gu_IN"/>
+        </w:rPr>
+        <w:t>)</w:t>
+      </w:r>
+      <w:r>
+        <w:rPr>
+          <w:lang w:val="gu_IN" w:bidi="gu_IN"/>
+        </w:rPr>
+      </w:r>
+      <w:r>
+        <w:rPr>
+          <w:lang w:val="gu_IN" w:bidi="gu_IN"/>
+        </w:rPr>
+      </w:r>
+    </w:p>
+    <w:p>
+      <w:pPr/>
+      <w:r>
+        <w:rPr>
+          <w:lang w:val="gu_IN" w:bidi="gu_IN"/>
+        </w:rPr>
+      </w:r>
+    </w:p>
+    <w:p>
+      <w:pPr>
+        <w:pStyle w:val="Heading2"/>
+      </w:pPr>
+      <w:r>
+        <w:rPr>
+          <w:lang w:val="gu_IN" w:bidi="gu_IN"/>
+        </w:rPr>
         <w:t>2 તિમોથીને 3:12 (#1)</w:t>
       </w:r>
       <w:r>
@@ -22862,6 +24885,69 @@
         <w:rPr>
           <w:lang w:val="gu_IN" w:bidi="gu_IN"/>
         </w:rPr>
+        <w:t>2 તિમોથીને 3:13 (#3)</w:t>
+      </w:r>
+      <w:r>
+        <w:rPr>
+          <w:lang w:val="gu_IN" w:bidi="gu_IN"/>
+        </w:rPr>
+      </w:r>
+    </w:p>
+    <w:p>
+      <w:pPr/>
+      <w:r>
+        <w:rPr>
+          <w:lang w:val="gu_IN" w:bidi="gu_IN"/>
+        </w:rPr>
+      </w:r>
+      <w:r>
+        <w:rPr>
+          <w:b/>
+          <w:lang w:val="gu_IN" w:bidi="gu_IN"/>
+        </w:rPr>
+        <w:t>"ધુતારાઓ"</w:t>
+      </w:r>
+    </w:p>
+    <w:p>
+      <w:pPr/>
+      <w:r>
+        <w:rPr>
+          <w:lang w:val="gu_IN" w:bidi="gu_IN"/>
+        </w:rPr>
+      </w:r>
+      <w:r>
+        <w:rPr>
+          <w:lang w:val="gu_IN" w:bidi="gu_IN"/>
+        </w:rPr>
+        <w:t>** ઢોંગી ** શબ્દ અહી એવી વ્યક્તિનો ઉલ્લેખ કરે છે જે અન્ય લોકો એવું વિચારે કે તે સાચો ખ્રિસ્તી છે જ્યારે તે નથી. વૈકલ્પિક અનુવાદ: "જે લોકો વિશ્વાસી હોવાનો ઢોંગ કરે છે"</w:t>
+      </w:r>
+      <w:r>
+        <w:rPr>
+          <w:lang w:val="gu_IN" w:bidi="gu_IN"/>
+        </w:rPr>
+      </w:r>
+      <w:r>
+        <w:rPr>
+          <w:lang w:val="gu_IN" w:bidi="gu_IN"/>
+        </w:rPr>
+      </w:r>
+    </w:p>
+    <w:p>
+      <w:pPr/>
+      <w:r>
+        <w:rPr>
+          <w:lang w:val="gu_IN" w:bidi="gu_IN"/>
+        </w:rPr>
+      </w:r>
+    </w:p>
+    <w:p>
+      <w:pPr>
+        <w:pStyle w:val="Heading2"/>
+      </w:pPr>
+      <w:r>
+        <w:rPr>
+          <w:lang w:val="gu_IN" w:bidi="gu_IN"/>
+        </w:rPr>
         <w:t>2 તિમોથીને 3:14 (#1)</w:t>
       </w:r>
       <w:r>
@@ -23132,6 +25218,81 @@
         <w:rPr>
           <w:lang w:val="gu_IN" w:bidi="gu_IN"/>
         </w:rPr>
+        <w:t>2 તિમોથીને 3:15 (#1)</w:t>
+      </w:r>
+      <w:r>
+        <w:rPr>
+          <w:lang w:val="gu_IN" w:bidi="gu_IN"/>
+        </w:rPr>
+      </w:r>
+    </w:p>
+    <w:p>
+      <w:pPr/>
+      <w:r>
+        <w:rPr>
+          <w:lang w:val="gu_IN" w:bidi="gu_IN"/>
+        </w:rPr>
+      </w:r>
+      <w:r>
+        <w:rPr>
+          <w:b/>
+          <w:lang w:val="gu_IN" w:bidi="gu_IN"/>
+        </w:rPr>
+        <w:t>"જે તને &amp; જ્ઞાની બનાવવા સક્ષમ છે"</w:t>
+      </w:r>
+    </w:p>
+    <w:p>
+      <w:pPr/>
+      <w:r>
+        <w:rPr>
+          <w:lang w:val="gu_IN" w:bidi="gu_IN"/>
+        </w:rPr>
+      </w:r>
+      <w:r>
+        <w:rPr>
+          <w:lang w:val="gu_IN" w:bidi="gu_IN"/>
+        </w:rPr>
+        <w:t xml:space="preserve">પાઉલ શાસ્ત્ર વિશે વાત કરે છે જાણે કે તેઓ કોઈ શિક્ષક હોય જે લોકોને શીખ આપી શકે અને તેમને જ્ઞાની બનવામાં મદદ કરી શકે. અહીં નવું વાક્ય શરૂ કરવું તમારા અનુવાદમાં અનુકૂળ હોઈ શકે છે. વૈકલ્પિક અનુવાદ: “તેનો અભ્યાસ કરીને તમે જ્ઞાની બની શકો છો” (જુઓ: </w:t>
+      </w:r>
+      <w:r>
+        <w:rPr>
+          <w:lang w:val="gu_IN" w:bidi="gu_IN"/>
+        </w:rPr>
+        <w:t>વ્યક્તિનો અવતાર</w:t>
+      </w:r>
+      <w:r>
+        <w:rPr>
+          <w:lang w:val="gu_IN" w:bidi="gu_IN"/>
+        </w:rPr>
+        <w:t>)</w:t>
+      </w:r>
+      <w:r>
+        <w:rPr>
+          <w:lang w:val="gu_IN" w:bidi="gu_IN"/>
+        </w:rPr>
+      </w:r>
+      <w:r>
+        <w:rPr>
+          <w:lang w:val="gu_IN" w:bidi="gu_IN"/>
+        </w:rPr>
+      </w:r>
+    </w:p>
+    <w:p>
+      <w:pPr/>
+      <w:r>
+        <w:rPr>
+          <w:lang w:val="gu_IN" w:bidi="gu_IN"/>
+        </w:rPr>
+      </w:r>
+    </w:p>
+    <w:p>
+      <w:pPr>
+        <w:pStyle w:val="Heading2"/>
+      </w:pPr>
+      <w:r>
+        <w:rPr>
+          <w:lang w:val="gu_IN" w:bidi="gu_IN"/>
+        </w:rPr>
         <w:t>2 તિમોથીને 3:16 (#1)</w:t>
       </w:r>
       <w:r>
@@ -23481,6 +25642,182 @@
           <w:lang w:val="gu_IN" w:bidi="gu_IN"/>
         </w:rPr>
         <w:t xml:space="preserve"> પાછળનો વિચાર સમકક્ષ અભિવ્યક્તિ સાથે વ્યક્ત કરી શકો છો. વૈકલ્પિક અનુવાદ: "લોકો ખોટા છે તે બતાવવા માટે" અથવા "અમે ક્યારે ખોટા છીએ તે જાણવામાં અમને મદદ કરવા માટે" (જુઓ: </w:t>
+      </w:r>
+      <w:r>
+        <w:rPr>
+          <w:lang w:val="gu_IN" w:bidi="gu_IN"/>
+        </w:rPr>
+        <w:t>﻿﻿﻿અમૂર્ત નામો</w:t>
+      </w:r>
+      <w:r>
+        <w:rPr>
+          <w:lang w:val="gu_IN" w:bidi="gu_IN"/>
+        </w:rPr>
+        <w:t>)</w:t>
+      </w:r>
+      <w:r>
+        <w:rPr>
+          <w:lang w:val="gu_IN" w:bidi="gu_IN"/>
+        </w:rPr>
+      </w:r>
+      <w:r>
+        <w:rPr>
+          <w:lang w:val="gu_IN" w:bidi="gu_IN"/>
+        </w:rPr>
+      </w:r>
+    </w:p>
+    <w:p>
+      <w:pPr/>
+      <w:r>
+        <w:rPr>
+          <w:lang w:val="gu_IN" w:bidi="gu_IN"/>
+        </w:rPr>
+      </w:r>
+    </w:p>
+    <w:p>
+      <w:pPr>
+        <w:pStyle w:val="Heading2"/>
+      </w:pPr>
+      <w:r>
+        <w:rPr>
+          <w:lang w:val="gu_IN" w:bidi="gu_IN"/>
+        </w:rPr>
+        <w:t>2 તિમોથીને 3:16 (#5)</w:t>
+      </w:r>
+      <w:r>
+        <w:rPr>
+          <w:lang w:val="gu_IN" w:bidi="gu_IN"/>
+        </w:rPr>
+      </w:r>
+    </w:p>
+    <w:p>
+      <w:pPr/>
+      <w:r>
+        <w:rPr>
+          <w:lang w:val="gu_IN" w:bidi="gu_IN"/>
+        </w:rPr>
+      </w:r>
+      <w:r>
+        <w:rPr>
+          <w:b/>
+          <w:lang w:val="gu_IN" w:bidi="gu_IN"/>
+        </w:rPr>
+        <w:t>"સુધારો લાવવા"</w:t>
+      </w:r>
+    </w:p>
+    <w:p>
+      <w:pPr/>
+      <w:r>
+        <w:rPr>
+          <w:lang w:val="gu_IN" w:bidi="gu_IN"/>
+        </w:rPr>
+      </w:r>
+      <w:r>
+        <w:rPr>
+          <w:lang w:val="gu_IN" w:bidi="gu_IN"/>
+        </w:rPr>
+        <w:t xml:space="preserve">પાઉલ તીમોથીને સૂચના આપે છે કે લોકોને કઈ રીતે યોગ્ય કરવું તે બતાવવાના ધોરણ તરીકે શાસ્ત્રનો ઉપયોગ કરો. જો તે તમારી ભાષામાં સ્પષ્ટ હશે, તો તમે અમૂર્ત સંજ્ઞા </w:t>
+      </w:r>
+      <w:r>
+        <w:rPr>
+          <w:b/>
+          <w:lang w:val="gu_IN" w:bidi="gu_IN"/>
+        </w:rPr>
+        <w:t>સુધારણા</w:t>
+      </w:r>
+      <w:r>
+        <w:rPr>
+          <w:lang w:val="gu_IN" w:bidi="gu_IN"/>
+        </w:rPr>
+        <w:t xml:space="preserve"> પાછળનો વિચાર સમકક્ષ અભિવ્યક્તિ સાથે વ્યક્ત કરી શકો છો. વૈકલ્પિક અનુવાદ: "લોકોને વસ્તુઓ કેવી રીતે ઠીક કરવી તે બતાવવા માટે" અથવા "ભૂલો કેવી રીતે ઠીક કરવી તે બતાવવા માટે" (જુઓ: </w:t>
+      </w:r>
+      <w:r>
+        <w:rPr>
+          <w:lang w:val="gu_IN" w:bidi="gu_IN"/>
+        </w:rPr>
+        <w:t>﻿﻿﻿અમૂર્ત નામો</w:t>
+      </w:r>
+      <w:r>
+        <w:rPr>
+          <w:lang w:val="gu_IN" w:bidi="gu_IN"/>
+        </w:rPr>
+        <w:t>)</w:t>
+      </w:r>
+      <w:r>
+        <w:rPr>
+          <w:lang w:val="gu_IN" w:bidi="gu_IN"/>
+        </w:rPr>
+      </w:r>
+      <w:r>
+        <w:rPr>
+          <w:lang w:val="gu_IN" w:bidi="gu_IN"/>
+        </w:rPr>
+      </w:r>
+    </w:p>
+    <w:p>
+      <w:pPr/>
+      <w:r>
+        <w:rPr>
+          <w:lang w:val="gu_IN" w:bidi="gu_IN"/>
+        </w:rPr>
+      </w:r>
+    </w:p>
+    <w:p>
+      <w:pPr>
+        <w:pStyle w:val="Heading2"/>
+      </w:pPr>
+      <w:r>
+        <w:rPr>
+          <w:lang w:val="gu_IN" w:bidi="gu_IN"/>
+        </w:rPr>
+        <w:t>2 તિમોથીને 3:16 (#6)</w:t>
+      </w:r>
+      <w:r>
+        <w:rPr>
+          <w:lang w:val="gu_IN" w:bidi="gu_IN"/>
+        </w:rPr>
+      </w:r>
+    </w:p>
+    <w:p>
+      <w:pPr/>
+      <w:r>
+        <w:rPr>
+          <w:lang w:val="gu_IN" w:bidi="gu_IN"/>
+        </w:rPr>
+      </w:r>
+      <w:r>
+        <w:rPr>
+          <w:b/>
+          <w:lang w:val="gu_IN" w:bidi="gu_IN"/>
+        </w:rPr>
+        <w:t>"અને} ન્યાયીપણાની કેળવણી આપવા"</w:t>
+      </w:r>
+    </w:p>
+    <w:p>
+      <w:pPr/>
+      <w:r>
+        <w:rPr>
+          <w:lang w:val="gu_IN" w:bidi="gu_IN"/>
+        </w:rPr>
+      </w:r>
+      <w:r>
+        <w:rPr>
+          <w:lang w:val="gu_IN" w:bidi="gu_IN"/>
+        </w:rPr>
+        <w:t xml:space="preserve">પાઉલ તિમોથીને સૂચના આપે છે કે શાસ્ત્રનો ઉપયોગ લોકોને તાલીમ આપવા માટેના ધોરણ તરીકે કેવી રીતે જીવવું કે જે ઈશ્વર સાથે યોગ્ય છે. જો તમારી ભાષામાં તે વધુ સ્પષ્ટ હશે, તો તમે અમૂર્ત સંજ્ઞા </w:t>
+      </w:r>
+      <w:r>
+        <w:rPr>
+          <w:b/>
+          <w:lang w:val="gu_IN" w:bidi="gu_IN"/>
+        </w:rPr>
+        <w:t>ન્યાયીપણુ</w:t>
+      </w:r>
+      <w:r>
+        <w:rPr>
+          <w:lang w:val="gu_IN" w:bidi="gu_IN"/>
+        </w:rPr>
+        <w:t xml:space="preserve"> પાછળના વિચારને સમકક્ષ અભિવ્યક્તિ સાથે વ્યક્ત કરી શકો છો. વૈકલ્પિક ભાષાંતર: “અને લોકોને જે યોગ્ય છે તે કેવી રીતે કરવું તે તાલીમ આપવા માટે” અથવા “અને જે સાચું છે તે કરવા અમને તાલીમ આપવા માટે” (જુઓ: </w:t>
       </w:r>
       <w:r>
         <w:rPr>
@@ -24215,6 +26552,258 @@
         <w:rPr>
           <w:lang w:val="gu_IN" w:bidi="gu_IN"/>
         </w:rPr>
+        <w:t>2 તિમોથીને 4:1 (#2)</w:t>
+      </w:r>
+      <w:r>
+        <w:rPr>
+          <w:lang w:val="gu_IN" w:bidi="gu_IN"/>
+        </w:rPr>
+      </w:r>
+    </w:p>
+    <w:p>
+      <w:pPr/>
+      <w:r>
+        <w:rPr>
+          <w:lang w:val="gu_IN" w:bidi="gu_IN"/>
+        </w:rPr>
+      </w:r>
+      <w:r>
+        <w:rPr>
+          <w:b/>
+          <w:lang w:val="gu_IN" w:bidi="gu_IN"/>
+        </w:rPr>
+        <w:t>"ઈશ્વર અને ખ્રિસ્ત ઈસુ સમક્ષ"</w:t>
+      </w:r>
+    </w:p>
+    <w:p>
+      <w:pPr/>
+      <w:r>
+        <w:rPr>
+          <w:lang w:val="gu_IN" w:bidi="gu_IN"/>
+        </w:rPr>
+      </w:r>
+      <w:r>
+        <w:rPr>
+          <w:lang w:val="gu_IN" w:bidi="gu_IN"/>
+        </w:rPr>
+        <w:t xml:space="preserve">અહીં </w:t>
+      </w:r>
+      <w:r>
+        <w:rPr>
+          <w:b/>
+          <w:lang w:val="gu_IN" w:bidi="gu_IN"/>
+        </w:rPr>
+        <w:t>પહેલા</w:t>
+      </w:r>
+      <w:r>
+        <w:rPr>
+          <w:lang w:val="gu_IN" w:bidi="gu_IN"/>
+        </w:rPr>
+        <w:t xml:space="preserve"> શબ્દનો અર્થ થાય છે “સામે” એટલે કે “ની હાજરીમાં.” તાત્પર્ય એ છે કે ઈશ્વર અને ખ્રિસ્ત ઈસુ આ આદેશ અથવા શપથને સાક્ષી આપશે અને મંજૂર કરશે. વૈકલ્પિક અનુવાદ: "ઈશ્વર અને ખ્રિસ્ત ઈસુની હાજરીમાં" અથવા "ઈશ્વર અને ખ્રિસ્ત ઈસુ સાક્ષીઓ તરીકે સાથે " (જુઓ: </w:t>
+      </w:r>
+      <w:r>
+        <w:rPr>
+          <w:lang w:val="gu_IN" w:bidi="gu_IN"/>
+        </w:rPr>
+        <w:t>અનુમાનિત જ્ઞાન અને ગર્ભિત માહિતી</w:t>
+      </w:r>
+      <w:r>
+        <w:rPr>
+          <w:lang w:val="gu_IN" w:bidi="gu_IN"/>
+        </w:rPr>
+        <w:t>)</w:t>
+      </w:r>
+      <w:r>
+        <w:rPr>
+          <w:lang w:val="gu_IN" w:bidi="gu_IN"/>
+        </w:rPr>
+      </w:r>
+      <w:r>
+        <w:rPr>
+          <w:lang w:val="gu_IN" w:bidi="gu_IN"/>
+        </w:rPr>
+      </w:r>
+    </w:p>
+    <w:p>
+      <w:pPr/>
+      <w:r>
+        <w:rPr>
+          <w:lang w:val="gu_IN" w:bidi="gu_IN"/>
+        </w:rPr>
+      </w:r>
+    </w:p>
+    <w:p>
+      <w:pPr>
+        <w:pStyle w:val="Heading2"/>
+      </w:pPr>
+      <w:r>
+        <w:rPr>
+          <w:lang w:val="gu_IN" w:bidi="gu_IN"/>
+        </w:rPr>
+        <w:t>2 તિમોથીને 4:1 (#3)</w:t>
+      </w:r>
+      <w:r>
+        <w:rPr>
+          <w:lang w:val="gu_IN" w:bidi="gu_IN"/>
+        </w:rPr>
+      </w:r>
+    </w:p>
+    <w:p>
+      <w:pPr/>
+      <w:r>
+        <w:rPr>
+          <w:lang w:val="gu_IN" w:bidi="gu_IN"/>
+        </w:rPr>
+      </w:r>
+      <w:r>
+        <w:rPr>
+          <w:b/>
+          <w:lang w:val="gu_IN" w:bidi="gu_IN"/>
+        </w:rPr>
+        <w:t>"જીવતાં અને મૂએલાંઓનો"</w:t>
+      </w:r>
+    </w:p>
+    <w:p>
+      <w:pPr/>
+      <w:r>
+        <w:rPr>
+          <w:lang w:val="gu_IN" w:bidi="gu_IN"/>
+        </w:rPr>
+      </w:r>
+      <w:r>
+        <w:rPr>
+          <w:lang w:val="gu_IN" w:bidi="gu_IN"/>
+        </w:rPr>
+        <w:t xml:space="preserve">પાઉલ </w:t>
+      </w:r>
+      <w:r>
+        <w:rPr>
+          <w:b/>
+          <w:lang w:val="gu_IN" w:bidi="gu_IN"/>
+        </w:rPr>
+        <w:t>જીવતા</w:t>
+      </w:r>
+      <w:r>
+        <w:rPr>
+          <w:lang w:val="gu_IN" w:bidi="gu_IN"/>
+        </w:rPr>
+        <w:t xml:space="preserve"> અને </w:t>
+      </w:r>
+      <w:r>
+        <w:rPr>
+          <w:b/>
+          <w:lang w:val="gu_IN" w:bidi="gu_IN"/>
+        </w:rPr>
+        <w:t>મૃત</w:t>
+      </w:r>
+      <w:r>
+        <w:rPr>
+          <w:lang w:val="gu_IN" w:bidi="gu_IN"/>
+        </w:rPr>
+        <w:t xml:space="preserve">નો એકસાથે ઉલ્લેખ કરે છે જેનો અર્થ બધા લોકો છે, પછી ભલે તેઓ ચુકાદાના સમયે જીવિત હોય કે મૃત્યુ પામ્યા હોય. વૈકલ્પિક અનુવાદ: "જેઓ હજી જીવે છે અને જેઓ મૃત્યુ પામ્યા છે" (જુઓ: </w:t>
+      </w:r>
+      <w:r>
+        <w:rPr>
+          <w:lang w:val="gu_IN" w:bidi="gu_IN"/>
+        </w:rPr>
+        <w:t>મેરિઝમ</w:t>
+      </w:r>
+      <w:r>
+        <w:rPr>
+          <w:lang w:val="gu_IN" w:bidi="gu_IN"/>
+        </w:rPr>
+        <w:t>)</w:t>
+      </w:r>
+      <w:r>
+        <w:rPr>
+          <w:lang w:val="gu_IN" w:bidi="gu_IN"/>
+        </w:rPr>
+      </w:r>
+      <w:r>
+        <w:rPr>
+          <w:lang w:val="gu_IN" w:bidi="gu_IN"/>
+        </w:rPr>
+      </w:r>
+    </w:p>
+    <w:p>
+      <w:pPr/>
+      <w:r>
+        <w:rPr>
+          <w:lang w:val="gu_IN" w:bidi="gu_IN"/>
+        </w:rPr>
+      </w:r>
+    </w:p>
+    <w:p>
+      <w:pPr>
+        <w:pStyle w:val="Heading2"/>
+      </w:pPr>
+      <w:r>
+        <w:rPr>
+          <w:lang w:val="gu_IN" w:bidi="gu_IN"/>
+        </w:rPr>
+        <w:t>2 તિમોથીને 4:1 (#6)</w:t>
+      </w:r>
+      <w:r>
+        <w:rPr>
+          <w:lang w:val="gu_IN" w:bidi="gu_IN"/>
+        </w:rPr>
+      </w:r>
+    </w:p>
+    <w:p>
+      <w:pPr/>
+      <w:r>
+        <w:rPr>
+          <w:lang w:val="gu_IN" w:bidi="gu_IN"/>
+        </w:rPr>
+      </w:r>
+      <w:r>
+        <w:rPr>
+          <w:b/>
+          <w:lang w:val="gu_IN" w:bidi="gu_IN"/>
+        </w:rPr>
+        <w:t>"અને તેમના પ્રગટ થવા તથા તેમના રાજ્ય દ્વારા"</w:t>
+      </w:r>
+    </w:p>
+    <w:p>
+      <w:pPr/>
+      <w:r>
+        <w:rPr>
+          <w:lang w:val="gu_IN" w:bidi="gu_IN"/>
+        </w:rPr>
+      </w:r>
+      <w:r>
+        <w:rPr>
+          <w:lang w:val="gu_IN" w:bidi="gu_IN"/>
+        </w:rPr>
+        <w:t>આને બે અલગ અલગ રીતે સમજી શકાય છે, જો પાઉલ તિમોથીને શપથ હેઠળ મૂકે છે અથવા તિમોથીને આદેશ આપે છે તેના આધારે. (1) જો પાઉલ તિમોથીને શપથ હેઠળ મૂકે છે, અને તે કહે છે કે આ તે વસ્તુઓ છે કે તિમોથી ઇનકાર કરશે અને તે શપથ પૂરા કરવામાં નિષ્ફળ જશે. વૈકલ્પિક અનુવાદ: "શપથ સાથે ખ્રિસ્તના પાછા ફરવાની અને રાજા તરીકેના તેમના શાસન માટેની તમારી મજબુત ઇચ્છા" (2) જો પાઉલ આ કલમમાં આદેશ રજૂ કરી રહ્યો છે, તો પાઉલ તેમની આજ્ઞાને મજબૂત કરવા માટે આ બાબતોની અપીલ કરી રહ્યો છે. વૈકલ્પિક ભાષાંતર: "અને ચોક્કસ રીતે ખ્રિસ્ત પાછો આવશે અને રાજા તરીકે શાસન કરશે"</w:t>
+      </w:r>
+      <w:r>
+        <w:rPr>
+          <w:lang w:val="gu_IN" w:bidi="gu_IN"/>
+        </w:rPr>
+      </w:r>
+      <w:r>
+        <w:rPr>
+          <w:lang w:val="gu_IN" w:bidi="gu_IN"/>
+        </w:rPr>
+      </w:r>
+    </w:p>
+    <w:p>
+      <w:pPr/>
+      <w:r>
+        <w:rPr>
+          <w:lang w:val="gu_IN" w:bidi="gu_IN"/>
+        </w:rPr>
+      </w:r>
+    </w:p>
+    <w:p>
+      <w:pPr>
+        <w:pStyle w:val="Heading2"/>
+      </w:pPr>
+      <w:r>
+        <w:rPr>
+          <w:lang w:val="gu_IN" w:bidi="gu_IN"/>
+        </w:rPr>
         <w:t>2 તિમોથીને 4:2 (#1)</w:t>
       </w:r>
       <w:r>
@@ -24593,6 +27182,246 @@
           <w:lang w:val="gu_IN" w:bidi="gu_IN"/>
         </w:rPr>
         <w:t>અનુમાનિત જ્ઞાન અને ગર્ભિત માહિતી</w:t>
+      </w:r>
+      <w:r>
+        <w:rPr>
+          <w:lang w:val="gu_IN" w:bidi="gu_IN"/>
+        </w:rPr>
+        <w:t>)</w:t>
+      </w:r>
+      <w:r>
+        <w:rPr>
+          <w:lang w:val="gu_IN" w:bidi="gu_IN"/>
+        </w:rPr>
+      </w:r>
+      <w:r>
+        <w:rPr>
+          <w:lang w:val="gu_IN" w:bidi="gu_IN"/>
+        </w:rPr>
+      </w:r>
+    </w:p>
+    <w:p>
+      <w:pPr/>
+      <w:r>
+        <w:rPr>
+          <w:lang w:val="gu_IN" w:bidi="gu_IN"/>
+        </w:rPr>
+      </w:r>
+    </w:p>
+    <w:p>
+      <w:pPr>
+        <w:pStyle w:val="Heading2"/>
+      </w:pPr>
+      <w:r>
+        <w:rPr>
+          <w:lang w:val="gu_IN" w:bidi="gu_IN"/>
+        </w:rPr>
+        <w:t>2 તિમોથીને 4:2 (#3)</w:t>
+      </w:r>
+      <w:r>
+        <w:rPr>
+          <w:lang w:val="gu_IN" w:bidi="gu_IN"/>
+        </w:rPr>
+      </w:r>
+    </w:p>
+    <w:p>
+      <w:pPr/>
+      <w:r>
+        <w:rPr>
+          <w:lang w:val="gu_IN" w:bidi="gu_IN"/>
+        </w:rPr>
+      </w:r>
+      <w:r>
+        <w:rPr>
+          <w:b/>
+          <w:lang w:val="gu_IN" w:bidi="gu_IN"/>
+        </w:rPr>
+        <w:t>"ધમકાવ"</w:t>
+      </w:r>
+    </w:p>
+    <w:p>
+      <w:pPr/>
+      <w:r>
+        <w:rPr>
+          <w:lang w:val="gu_IN" w:bidi="gu_IN"/>
+        </w:rPr>
+      </w:r>
+      <w:r>
+        <w:rPr>
+          <w:b/>
+          <w:lang w:val="gu_IN" w:bidi="gu_IN"/>
+        </w:rPr>
+        <w:t>ઠપકો</w:t>
+      </w:r>
+      <w:r>
+        <w:rPr>
+          <w:lang w:val="gu_IN" w:bidi="gu_IN"/>
+        </w:rPr>
+        <w:t xml:space="preserve"> આપવાનો આદેશ સૂચવે છે કે ક્રિયા એવા લોકો તરફ નિર્દેશિત કરવામાં આવે છે જેમણે કંઈક ખોટું કર્યું છે અને તેમને સુધારણાની જરૂર છે. વૈકલ્પિક અનુવાદ: "જેણે પાપ કર્યું છે તેમને સુધારો" (જુઓ: </w:t>
+      </w:r>
+      <w:r>
+        <w:rPr>
+          <w:lang w:val="gu_IN" w:bidi="gu_IN"/>
+        </w:rPr>
+        <w:t>અનુમાનિત જ્ઞાન અને ગર્ભિત માહિતી</w:t>
+      </w:r>
+      <w:r>
+        <w:rPr>
+          <w:lang w:val="gu_IN" w:bidi="gu_IN"/>
+        </w:rPr>
+        <w:t>)</w:t>
+      </w:r>
+      <w:r>
+        <w:rPr>
+          <w:lang w:val="gu_IN" w:bidi="gu_IN"/>
+        </w:rPr>
+      </w:r>
+      <w:r>
+        <w:rPr>
+          <w:lang w:val="gu_IN" w:bidi="gu_IN"/>
+        </w:rPr>
+      </w:r>
+    </w:p>
+    <w:p>
+      <w:pPr/>
+      <w:r>
+        <w:rPr>
+          <w:lang w:val="gu_IN" w:bidi="gu_IN"/>
+        </w:rPr>
+      </w:r>
+    </w:p>
+    <w:p>
+      <w:pPr>
+        <w:pStyle w:val="Heading2"/>
+      </w:pPr>
+      <w:r>
+        <w:rPr>
+          <w:lang w:val="gu_IN" w:bidi="gu_IN"/>
+        </w:rPr>
+        <w:t>2 તિમોથીને 4:2 (#4)</w:t>
+      </w:r>
+      <w:r>
+        <w:rPr>
+          <w:lang w:val="gu_IN" w:bidi="gu_IN"/>
+        </w:rPr>
+      </w:r>
+    </w:p>
+    <w:p>
+      <w:pPr/>
+      <w:r>
+        <w:rPr>
+          <w:lang w:val="gu_IN" w:bidi="gu_IN"/>
+        </w:rPr>
+      </w:r>
+      <w:r>
+        <w:rPr>
+          <w:b/>
+          <w:lang w:val="gu_IN" w:bidi="gu_IN"/>
+        </w:rPr>
+        <w:t>"ઠપકો આપ"</w:t>
+      </w:r>
+    </w:p>
+    <w:p>
+      <w:pPr/>
+      <w:r>
+        <w:rPr>
+          <w:lang w:val="gu_IN" w:bidi="gu_IN"/>
+        </w:rPr>
+      </w:r>
+      <w:r>
+        <w:rPr>
+          <w:b/>
+          <w:lang w:val="gu_IN" w:bidi="gu_IN"/>
+        </w:rPr>
+        <w:t>ઠપકો</w:t>
+      </w:r>
+      <w:r>
+        <w:rPr>
+          <w:lang w:val="gu_IN" w:bidi="gu_IN"/>
+        </w:rPr>
+        <w:t xml:space="preserve"> શબ્દમાં કોઈને કહેવાનો સમાવેશ થાય છે કે તેણે કંઈક ખોટું કર્યું છે અને તેને ફરીથી ન કરવા ચેતવણી આપવી. વૈકલ્પિક અનુવાદ: "તેમને કહો કે પાપ ન કરો"</w:t>
+      </w:r>
+      <w:r>
+        <w:rPr>
+          <w:lang w:val="gu_IN" w:bidi="gu_IN"/>
+        </w:rPr>
+      </w:r>
+      <w:r>
+        <w:rPr>
+          <w:lang w:val="gu_IN" w:bidi="gu_IN"/>
+        </w:rPr>
+      </w:r>
+    </w:p>
+    <w:p>
+      <w:pPr/>
+      <w:r>
+        <w:rPr>
+          <w:lang w:val="gu_IN" w:bidi="gu_IN"/>
+        </w:rPr>
+      </w:r>
+    </w:p>
+    <w:p>
+      <w:pPr>
+        <w:pStyle w:val="Heading2"/>
+      </w:pPr>
+      <w:r>
+        <w:rPr>
+          <w:lang w:val="gu_IN" w:bidi="gu_IN"/>
+        </w:rPr>
+        <w:t>2 તિમોથીને 4:2 (#7)</w:t>
+      </w:r>
+      <w:r>
+        <w:rPr>
+          <w:lang w:val="gu_IN" w:bidi="gu_IN"/>
+        </w:rPr>
+      </w:r>
+    </w:p>
+    <w:p>
+      <w:pPr/>
+      <w:r>
+        <w:rPr>
+          <w:lang w:val="gu_IN" w:bidi="gu_IN"/>
+        </w:rPr>
+      </w:r>
+      <w:r>
+        <w:rPr>
+          <w:b/>
+          <w:lang w:val="gu_IN" w:bidi="gu_IN"/>
+        </w:rPr>
+        <w:t>"પૂરી ધીરજ તથા શિક્ષણ સાથે"</w:t>
+      </w:r>
+    </w:p>
+    <w:p>
+      <w:pPr/>
+      <w:r>
+        <w:rPr>
+          <w:lang w:val="gu_IN" w:bidi="gu_IN"/>
+        </w:rPr>
+      </w:r>
+      <w:r>
+        <w:rPr>
+          <w:lang w:val="gu_IN" w:bidi="gu_IN"/>
+        </w:rPr>
+        <w:t xml:space="preserve">અહીં, </w:t>
+      </w:r>
+      <w:r>
+        <w:rPr>
+          <w:b/>
+          <w:lang w:val="gu_IN" w:bidi="gu_IN"/>
+        </w:rPr>
+        <w:t>બધા</w:t>
+      </w:r>
+      <w:r>
+        <w:rPr>
+          <w:lang w:val="gu_IN" w:bidi="gu_IN"/>
+        </w:rPr>
+        <w:t xml:space="preserve">નો અર્થ થઈ શકે છે: (1) તિમોથી જ્યારે શીખવે ત્યારે તેણે હંમેશા ધીરજ રાખવી જોઈએ. વૈકલ્પિક અનુવાદ: "હંમેશા ધીરજપૂર્વક શીખવવું" (2) ભારપૂર્વક સામાન્યીકરણ, જેનો અર્થ છે કે તિમોથી ખૂબ ધીરજ ધરાવતો હોવો જોઈએ. વૈકલ્પિક અનુવાદ: "ખૂબ ધીરજથી શીખવીને" (જુઓ: </w:t>
+      </w:r>
+      <w:r>
+        <w:rPr>
+          <w:lang w:val="gu_IN" w:bidi="gu_IN"/>
+        </w:rPr>
+        <w:t>અત્યુક્તિ અને સામાન્યીકરણ</w:t>
       </w:r>
       <w:r>
         <w:rPr>
@@ -26740,6 +29569,106 @@
         <w:rPr>
           <w:lang w:val="gu_IN" w:bidi="gu_IN"/>
         </w:rPr>
+        <w:t>2 તિમોથીને 4:8 (#3)</w:t>
+      </w:r>
+      <w:r>
+        <w:rPr>
+          <w:lang w:val="gu_IN" w:bidi="gu_IN"/>
+        </w:rPr>
+      </w:r>
+    </w:p>
+    <w:p>
+      <w:pPr/>
+      <w:r>
+        <w:rPr>
+          <w:lang w:val="gu_IN" w:bidi="gu_IN"/>
+        </w:rPr>
+      </w:r>
+      <w:r>
+        <w:rPr>
+          <w:b/>
+          <w:lang w:val="gu_IN" w:bidi="gu_IN"/>
+        </w:rPr>
+        <w:t>"મુગટ"</w:t>
+      </w:r>
+    </w:p>
+    <w:p>
+      <w:pPr/>
+      <w:r>
+        <w:rPr>
+          <w:lang w:val="gu_IN" w:bidi="gu_IN"/>
+        </w:rPr>
+      </w:r>
+      <w:r>
+        <w:rPr>
+          <w:lang w:val="gu_IN" w:bidi="gu_IN"/>
+        </w:rPr>
+        <w:t xml:space="preserve">તમે </w:t>
+      </w:r>
+      <w:r>
+        <w:rPr>
+          <w:lang w:val="gu_IN" w:bidi="gu_IN"/>
+        </w:rPr>
+        <w:t>2:5</w:t>
+      </w:r>
+      <w:r>
+        <w:rPr>
+          <w:lang w:val="gu_IN" w:bidi="gu_IN"/>
+        </w:rPr>
+        <w:t xml:space="preserve"> માં આનો કેવી રીતે અનુવાદ કર્યો તે જુઓ. ઈશ્વર તરફથી ભાવિ પુરસ્કારના ઉદાહરણ તરીકે પાઉલ જે </w:t>
+      </w:r>
+      <w:r>
+        <w:rPr>
+          <w:b/>
+          <w:lang w:val="gu_IN" w:bidi="gu_IN"/>
+        </w:rPr>
+        <w:t>તાજ</w:t>
+      </w:r>
+      <w:r>
+        <w:rPr>
+          <w:lang w:val="gu_IN" w:bidi="gu_IN"/>
+        </w:rPr>
+        <w:t xml:space="preserve">નો ઉપયોગ કરી રહ્યો છે તે લોરેલ વૃક્ષના પાંદડામાંથી બનેલી માળા હતી જે રમતવીરો સ્પર્ધાઓના વિજેતાઓને આપવામાં આવી હતી. તમે તમારી ભાષામાં એવા શબ્દનો ઉપયોગ કરી શકો છો જે હરીફાઈ જીતવા માટેના ઈનામનો સંદર્ભ આપે. (જુઓ: </w:t>
+      </w:r>
+      <w:r>
+        <w:rPr>
+          <w:lang w:val="gu_IN" w:bidi="gu_IN"/>
+        </w:rPr>
+        <w:t>અજાણી બાબતો નો અનુવાદ</w:t>
+      </w:r>
+      <w:r>
+        <w:rPr>
+          <w:lang w:val="gu_IN" w:bidi="gu_IN"/>
+        </w:rPr>
+        <w:t>)</w:t>
+      </w:r>
+      <w:r>
+        <w:rPr>
+          <w:lang w:val="gu_IN" w:bidi="gu_IN"/>
+        </w:rPr>
+      </w:r>
+      <w:r>
+        <w:rPr>
+          <w:lang w:val="gu_IN" w:bidi="gu_IN"/>
+        </w:rPr>
+      </w:r>
+    </w:p>
+    <w:p>
+      <w:pPr/>
+      <w:r>
+        <w:rPr>
+          <w:lang w:val="gu_IN" w:bidi="gu_IN"/>
+        </w:rPr>
+      </w:r>
+    </w:p>
+    <w:p>
+      <w:pPr>
+        <w:pStyle w:val="Heading2"/>
+      </w:pPr>
+      <w:r>
+        <w:rPr>
+          <w:lang w:val="gu_IN" w:bidi="gu_IN"/>
+        </w:rPr>
         <w:t>2 તિમોથીને 4:10 (#1)</w:t>
       </w:r>
       <w:r>
@@ -27218,6 +30147,81 @@
         <w:rPr>
           <w:lang w:val="gu_IN" w:bidi="gu_IN"/>
         </w:rPr>
+        <w:t>2 તિમોથીને 4:11 (#1)</w:t>
+      </w:r>
+      <w:r>
+        <w:rPr>
+          <w:lang w:val="gu_IN" w:bidi="gu_IN"/>
+        </w:rPr>
+      </w:r>
+    </w:p>
+    <w:p>
+      <w:pPr/>
+      <w:r>
+        <w:rPr>
+          <w:lang w:val="gu_IN" w:bidi="gu_IN"/>
+        </w:rPr>
+      </w:r>
+      <w:r>
+        <w:rPr>
+          <w:b/>
+          <w:lang w:val="gu_IN" w:bidi="gu_IN"/>
+        </w:rPr>
+        <w:t>"લૂક &amp; માર્કને"</w:t>
+      </w:r>
+    </w:p>
+    <w:p>
+      <w:pPr/>
+      <w:r>
+        <w:rPr>
+          <w:lang w:val="gu_IN" w:bidi="gu_IN"/>
+        </w:rPr>
+      </w:r>
+      <w:r>
+        <w:rPr>
+          <w:lang w:val="gu_IN" w:bidi="gu_IN"/>
+        </w:rPr>
+        <w:t xml:space="preserve">આ પુરુષોના નામ છે. (જુઓ: </w:t>
+      </w:r>
+      <w:r>
+        <w:rPr>
+          <w:lang w:val="gu_IN" w:bidi="gu_IN"/>
+        </w:rPr>
+        <w:t>નામોનો અનુવાદ કેવી રીતે કરવો</w:t>
+      </w:r>
+      <w:r>
+        <w:rPr>
+          <w:lang w:val="gu_IN" w:bidi="gu_IN"/>
+        </w:rPr>
+        <w:t>)</w:t>
+      </w:r>
+      <w:r>
+        <w:rPr>
+          <w:lang w:val="gu_IN" w:bidi="gu_IN"/>
+        </w:rPr>
+      </w:r>
+      <w:r>
+        <w:rPr>
+          <w:lang w:val="gu_IN" w:bidi="gu_IN"/>
+        </w:rPr>
+      </w:r>
+    </w:p>
+    <w:p>
+      <w:pPr/>
+      <w:r>
+        <w:rPr>
+          <w:lang w:val="gu_IN" w:bidi="gu_IN"/>
+        </w:rPr>
+      </w:r>
+    </w:p>
+    <w:p>
+      <w:pPr>
+        <w:pStyle w:val="Heading2"/>
+      </w:pPr>
+      <w:r>
+        <w:rPr>
+          <w:lang w:val="gu_IN" w:bidi="gu_IN"/>
+        </w:rPr>
         <w:t>2 તિમોથીને 4:12 (#2)</w:t>
       </w:r>
       <w:r>
@@ -27296,6 +30300,156 @@
         <w:rPr>
           <w:lang w:val="gu_IN" w:bidi="gu_IN"/>
         </w:rPr>
+        <w:t>2 તિમોથીને 4:12 (#1)</w:t>
+      </w:r>
+      <w:r>
+        <w:rPr>
+          <w:lang w:val="gu_IN" w:bidi="gu_IN"/>
+        </w:rPr>
+      </w:r>
+    </w:p>
+    <w:p>
+      <w:pPr/>
+      <w:r>
+        <w:rPr>
+          <w:lang w:val="gu_IN" w:bidi="gu_IN"/>
+        </w:rPr>
+      </w:r>
+      <w:r>
+        <w:rPr>
+          <w:b/>
+          <w:lang w:val="gu_IN" w:bidi="gu_IN"/>
+        </w:rPr>
+        <w:t>"તુખીકસને"</w:t>
+      </w:r>
+    </w:p>
+    <w:p>
+      <w:pPr/>
+      <w:r>
+        <w:rPr>
+          <w:lang w:val="gu_IN" w:bidi="gu_IN"/>
+        </w:rPr>
+      </w:r>
+      <w:r>
+        <w:rPr>
+          <w:lang w:val="gu_IN" w:bidi="gu_IN"/>
+        </w:rPr>
+        <w:t xml:space="preserve">આ એક માણસનું નામ છે. (જુઓ: </w:t>
+      </w:r>
+      <w:r>
+        <w:rPr>
+          <w:lang w:val="gu_IN" w:bidi="gu_IN"/>
+        </w:rPr>
+        <w:t>નામોનો અનુવાદ કેવી રીતે કરવો</w:t>
+      </w:r>
+      <w:r>
+        <w:rPr>
+          <w:lang w:val="gu_IN" w:bidi="gu_IN"/>
+        </w:rPr>
+        <w:t>)</w:t>
+      </w:r>
+      <w:r>
+        <w:rPr>
+          <w:lang w:val="gu_IN" w:bidi="gu_IN"/>
+        </w:rPr>
+      </w:r>
+      <w:r>
+        <w:rPr>
+          <w:lang w:val="gu_IN" w:bidi="gu_IN"/>
+        </w:rPr>
+      </w:r>
+    </w:p>
+    <w:p>
+      <w:pPr/>
+      <w:r>
+        <w:rPr>
+          <w:lang w:val="gu_IN" w:bidi="gu_IN"/>
+        </w:rPr>
+      </w:r>
+    </w:p>
+    <w:p>
+      <w:pPr>
+        <w:pStyle w:val="Heading2"/>
+      </w:pPr>
+      <w:r>
+        <w:rPr>
+          <w:lang w:val="gu_IN" w:bidi="gu_IN"/>
+        </w:rPr>
+        <w:t>2 તિમોથીને 4:12 (#3)</w:t>
+      </w:r>
+      <w:r>
+        <w:rPr>
+          <w:lang w:val="gu_IN" w:bidi="gu_IN"/>
+        </w:rPr>
+      </w:r>
+    </w:p>
+    <w:p>
+      <w:pPr/>
+      <w:r>
+        <w:rPr>
+          <w:lang w:val="gu_IN" w:bidi="gu_IN"/>
+        </w:rPr>
+      </w:r>
+      <w:r>
+        <w:rPr>
+          <w:b/>
+          <w:lang w:val="gu_IN" w:bidi="gu_IN"/>
+        </w:rPr>
+        <w:t>"એફેસસ"</w:t>
+      </w:r>
+    </w:p>
+    <w:p>
+      <w:pPr/>
+      <w:r>
+        <w:rPr>
+          <w:lang w:val="gu_IN" w:bidi="gu_IN"/>
+        </w:rPr>
+      </w:r>
+      <w:r>
+        <w:rPr>
+          <w:lang w:val="gu_IN" w:bidi="gu_IN"/>
+        </w:rPr>
+        <w:t xml:space="preserve">આ એક શહેરનું નામ છે. આ તે શહેર છે જ્યાં તિમોથીને આ પત્ર મળ્યો હતો. (જુઓ: </w:t>
+      </w:r>
+      <w:r>
+        <w:rPr>
+          <w:lang w:val="gu_IN" w:bidi="gu_IN"/>
+        </w:rPr>
+        <w:t>નામોનો અનુવાદ કેવી રીતે કરવો</w:t>
+      </w:r>
+      <w:r>
+        <w:rPr>
+          <w:lang w:val="gu_IN" w:bidi="gu_IN"/>
+        </w:rPr>
+        <w:t>)</w:t>
+      </w:r>
+      <w:r>
+        <w:rPr>
+          <w:lang w:val="gu_IN" w:bidi="gu_IN"/>
+        </w:rPr>
+      </w:r>
+      <w:r>
+        <w:rPr>
+          <w:lang w:val="gu_IN" w:bidi="gu_IN"/>
+        </w:rPr>
+      </w:r>
+    </w:p>
+    <w:p>
+      <w:pPr/>
+      <w:r>
+        <w:rPr>
+          <w:lang w:val="gu_IN" w:bidi="gu_IN"/>
+        </w:rPr>
+      </w:r>
+    </w:p>
+    <w:p>
+      <w:pPr>
+        <w:pStyle w:val="Heading2"/>
+      </w:pPr>
+      <w:r>
+        <w:rPr>
+          <w:lang w:val="gu_IN" w:bidi="gu_IN"/>
+        </w:rPr>
         <w:t>2 તિમોથીને 4:13 (#1)</w:t>
       </w:r>
       <w:r>
@@ -27580,6 +30734,163 @@
         <w:rPr>
           <w:lang w:val="gu_IN" w:bidi="gu_IN"/>
         </w:rPr>
+        <w:t>2 તિમોથીને 4:13 (#4)</w:t>
+      </w:r>
+      <w:r>
+        <w:rPr>
+          <w:lang w:val="gu_IN" w:bidi="gu_IN"/>
+        </w:rPr>
+      </w:r>
+    </w:p>
+    <w:p>
+      <w:pPr/>
+      <w:r>
+        <w:rPr>
+          <w:lang w:val="gu_IN" w:bidi="gu_IN"/>
+        </w:rPr>
+      </w:r>
+      <w:r>
+        <w:rPr>
+          <w:b/>
+          <w:lang w:val="gu_IN" w:bidi="gu_IN"/>
+        </w:rPr>
+        <w:t>"પુસ્તકો"</w:t>
+      </w:r>
+    </w:p>
+    <w:p>
+      <w:pPr/>
+      <w:r>
+        <w:rPr>
+          <w:lang w:val="gu_IN" w:bidi="gu_IN"/>
+        </w:rPr>
+      </w:r>
+      <w:r>
+        <w:rPr>
+          <w:b/>
+          <w:lang w:val="gu_IN" w:bidi="gu_IN"/>
+        </w:rPr>
+        <w:t>પુસ્તકો</w:t>
+      </w:r>
+      <w:r>
+        <w:rPr>
+          <w:lang w:val="gu_IN" w:bidi="gu_IN"/>
+        </w:rPr>
+        <w:t xml:space="preserve"> શબ્દ ઓળિયાનો સંદર્ભ આપે છે. ઓળિયુ એ એક પ્રકારનું પુસ્તક હતું જે પેપિરસ અથવા ચામડાની લાંબી શીટથી બનેલું હતું. ઓળિયા પર લખ્યા પછી અથવા વાંચ્યા પછી, લોકો તેને છેડા પર સળિયાનો ઉપયોગ કરીને ફેરવતા. વૈકલ્પિક અનુવાદ: “ઓળિયુ” (જુઓ: </w:t>
+      </w:r>
+      <w:r>
+        <w:rPr>
+          <w:lang w:val="gu_IN" w:bidi="gu_IN"/>
+        </w:rPr>
+        <w:t>અજાણી બાબતો નો અનુવાદ</w:t>
+      </w:r>
+      <w:r>
+        <w:rPr>
+          <w:lang w:val="gu_IN" w:bidi="gu_IN"/>
+        </w:rPr>
+        <w:t>)</w:t>
+      </w:r>
+      <w:r>
+        <w:rPr>
+          <w:lang w:val="gu_IN" w:bidi="gu_IN"/>
+        </w:rPr>
+      </w:r>
+      <w:r>
+        <w:rPr>
+          <w:lang w:val="gu_IN" w:bidi="gu_IN"/>
+        </w:rPr>
+      </w:r>
+    </w:p>
+    <w:p>
+      <w:pPr/>
+      <w:r>
+        <w:rPr>
+          <w:lang w:val="gu_IN" w:bidi="gu_IN"/>
+        </w:rPr>
+      </w:r>
+    </w:p>
+    <w:p>
+      <w:pPr>
+        <w:pStyle w:val="Heading2"/>
+      </w:pPr>
+      <w:r>
+        <w:rPr>
+          <w:lang w:val="gu_IN" w:bidi="gu_IN"/>
+        </w:rPr>
+        <w:t>2 તિમોથીને 4:13 (#2)</w:t>
+      </w:r>
+      <w:r>
+        <w:rPr>
+          <w:lang w:val="gu_IN" w:bidi="gu_IN"/>
+        </w:rPr>
+      </w:r>
+    </w:p>
+    <w:p>
+      <w:pPr/>
+      <w:r>
+        <w:rPr>
+          <w:lang w:val="gu_IN" w:bidi="gu_IN"/>
+        </w:rPr>
+      </w:r>
+      <w:r>
+        <w:rPr>
+          <w:b/>
+          <w:lang w:val="gu_IN" w:bidi="gu_IN"/>
+        </w:rPr>
+        <w:t>"ત્રોઆસમાં"</w:t>
+      </w:r>
+    </w:p>
+    <w:p>
+      <w:pPr/>
+      <w:r>
+        <w:rPr>
+          <w:lang w:val="gu_IN" w:bidi="gu_IN"/>
+        </w:rPr>
+      </w:r>
+      <w:r>
+        <w:rPr>
+          <w:lang w:val="gu_IN" w:bidi="gu_IN"/>
+        </w:rPr>
+        <w:t xml:space="preserve">આ એક શહેરનું નામ છે. (જુઓ: </w:t>
+      </w:r>
+      <w:r>
+        <w:rPr>
+          <w:lang w:val="gu_IN" w:bidi="gu_IN"/>
+        </w:rPr>
+        <w:t>નામોનો અનુવાદ કેવી રીતે કરવો</w:t>
+      </w:r>
+      <w:r>
+        <w:rPr>
+          <w:lang w:val="gu_IN" w:bidi="gu_IN"/>
+        </w:rPr>
+        <w:t>)</w:t>
+      </w:r>
+      <w:r>
+        <w:rPr>
+          <w:lang w:val="gu_IN" w:bidi="gu_IN"/>
+        </w:rPr>
+      </w:r>
+      <w:r>
+        <w:rPr>
+          <w:lang w:val="gu_IN" w:bidi="gu_IN"/>
+        </w:rPr>
+      </w:r>
+    </w:p>
+    <w:p>
+      <w:pPr/>
+      <w:r>
+        <w:rPr>
+          <w:lang w:val="gu_IN" w:bidi="gu_IN"/>
+        </w:rPr>
+      </w:r>
+    </w:p>
+    <w:p>
+      <w:pPr>
+        <w:pStyle w:val="Heading2"/>
+      </w:pPr>
+      <w:r>
+        <w:rPr>
+          <w:lang w:val="gu_IN" w:bidi="gu_IN"/>
+        </w:rPr>
         <w:t>2 તિમોથીને 4:14 (#1)</w:t>
       </w:r>
       <w:r>
@@ -28868,6 +32179,269 @@
         <w:rPr>
           <w:lang w:val="gu_IN" w:bidi="gu_IN"/>
         </w:rPr>
+        <w:t>2 તિમોથીને 4:19 (#3)</w:t>
+      </w:r>
+      <w:r>
+        <w:rPr>
+          <w:lang w:val="gu_IN" w:bidi="gu_IN"/>
+        </w:rPr>
+      </w:r>
+    </w:p>
+    <w:p>
+      <w:pPr/>
+      <w:r>
+        <w:rPr>
+          <w:lang w:val="gu_IN" w:bidi="gu_IN"/>
+        </w:rPr>
+      </w:r>
+      <w:r>
+        <w:rPr>
+          <w:b/>
+          <w:lang w:val="gu_IN" w:bidi="gu_IN"/>
+        </w:rPr>
+        <w:t>"ઓનેસિફરસના કુટુંબને"</w:t>
+      </w:r>
+    </w:p>
+    <w:p>
+      <w:pPr/>
+      <w:r>
+        <w:rPr>
+          <w:lang w:val="gu_IN" w:bidi="gu_IN"/>
+        </w:rPr>
+      </w:r>
+      <w:r>
+        <w:rPr>
+          <w:lang w:val="gu_IN" w:bidi="gu_IN"/>
+        </w:rPr>
+        <w:t xml:space="preserve">જુઓ કે તમે આનો </w:t>
+      </w:r>
+      <w:r>
+        <w:rPr>
+          <w:lang w:val="gu_IN" w:bidi="gu_IN"/>
+        </w:rPr>
+        <w:t>1:16</w:t>
+      </w:r>
+      <w:r>
+        <w:rPr>
+          <w:lang w:val="gu_IN" w:bidi="gu_IN"/>
+        </w:rPr>
+        <w:t xml:space="preserve"> માં કેવી રીતે અનુવાદ કર્યો છે. </w:t>
+      </w:r>
+      <w:r>
+        <w:rPr>
+          <w:b/>
+          <w:lang w:val="gu_IN" w:bidi="gu_IN"/>
+        </w:rPr>
+        <w:t>ઘરનું</w:t>
+      </w:r>
+      <w:r>
+        <w:rPr>
+          <w:lang w:val="gu_IN" w:bidi="gu_IN"/>
+        </w:rPr>
+        <w:t xml:space="preserve"> શબ્દ </w:t>
+      </w:r>
+      <w:r>
+        <w:rPr>
+          <w:b/>
+          <w:lang w:val="gu_IN" w:bidi="gu_IN"/>
+        </w:rPr>
+        <w:t>ઓનેસિફોરસ</w:t>
+      </w:r>
+      <w:r>
+        <w:rPr>
+          <w:lang w:val="gu_IN" w:bidi="gu_IN"/>
+        </w:rPr>
+        <w:t xml:space="preserve"> અને તેના પરિવારના તમામ લોકો, કદાચ તેના નોકરોનો પણ ઉલ્લેખ કરે છે. વૈકલ્પિક અનુવાદ: "ઓનિફોરસ અને તેની સાથે રહેનાર દરેક વ્યક્તિ" (જુઓ: </w:t>
+      </w:r>
+      <w:r>
+        <w:rPr>
+          <w:lang w:val="gu_IN" w:bidi="gu_IN"/>
+        </w:rPr>
+        <w:t>﻿ઉપનામ</w:t>
+      </w:r>
+      <w:r>
+        <w:rPr>
+          <w:lang w:val="gu_IN" w:bidi="gu_IN"/>
+        </w:rPr>
+        <w:t>)</w:t>
+      </w:r>
+      <w:r>
+        <w:rPr>
+          <w:lang w:val="gu_IN" w:bidi="gu_IN"/>
+        </w:rPr>
+      </w:r>
+      <w:r>
+        <w:rPr>
+          <w:lang w:val="gu_IN" w:bidi="gu_IN"/>
+        </w:rPr>
+      </w:r>
+    </w:p>
+    <w:p>
+      <w:pPr/>
+      <w:r>
+        <w:rPr>
+          <w:lang w:val="gu_IN" w:bidi="gu_IN"/>
+        </w:rPr>
+      </w:r>
+    </w:p>
+    <w:p>
+      <w:pPr>
+        <w:pStyle w:val="Heading2"/>
+      </w:pPr>
+      <w:r>
+        <w:rPr>
+          <w:lang w:val="gu_IN" w:bidi="gu_IN"/>
+        </w:rPr>
+        <w:t>2 તિમોથીને 4:19 (#1)</w:t>
+      </w:r>
+      <w:r>
+        <w:rPr>
+          <w:lang w:val="gu_IN" w:bidi="gu_IN"/>
+        </w:rPr>
+      </w:r>
+    </w:p>
+    <w:p>
+      <w:pPr/>
+      <w:r>
+        <w:rPr>
+          <w:lang w:val="gu_IN" w:bidi="gu_IN"/>
+        </w:rPr>
+      </w:r>
+      <w:r>
+        <w:rPr>
+          <w:b/>
+          <w:lang w:val="gu_IN" w:bidi="gu_IN"/>
+        </w:rPr>
+        <w:t>"પ્રિસ્કા"</w:t>
+      </w:r>
+    </w:p>
+    <w:p>
+      <w:pPr/>
+      <w:r>
+        <w:rPr>
+          <w:lang w:val="gu_IN" w:bidi="gu_IN"/>
+        </w:rPr>
+      </w:r>
+      <w:r>
+        <w:rPr>
+          <w:lang w:val="gu_IN" w:bidi="gu_IN"/>
+        </w:rPr>
+        <w:t xml:space="preserve">આ એક મહિલાનું નામ છે. (જુઓ: </w:t>
+      </w:r>
+      <w:r>
+        <w:rPr>
+          <w:lang w:val="gu_IN" w:bidi="gu_IN"/>
+        </w:rPr>
+        <w:t>નામોનો અનુવાદ કેવી રીતે કરવો</w:t>
+      </w:r>
+      <w:r>
+        <w:rPr>
+          <w:lang w:val="gu_IN" w:bidi="gu_IN"/>
+        </w:rPr>
+        <w:t>)</w:t>
+      </w:r>
+      <w:r>
+        <w:rPr>
+          <w:lang w:val="gu_IN" w:bidi="gu_IN"/>
+        </w:rPr>
+      </w:r>
+      <w:r>
+        <w:rPr>
+          <w:lang w:val="gu_IN" w:bidi="gu_IN"/>
+        </w:rPr>
+      </w:r>
+    </w:p>
+    <w:p>
+      <w:pPr/>
+      <w:r>
+        <w:rPr>
+          <w:lang w:val="gu_IN" w:bidi="gu_IN"/>
+        </w:rPr>
+      </w:r>
+    </w:p>
+    <w:p>
+      <w:pPr>
+        <w:pStyle w:val="Heading2"/>
+      </w:pPr>
+      <w:r>
+        <w:rPr>
+          <w:lang w:val="gu_IN" w:bidi="gu_IN"/>
+        </w:rPr>
+        <w:t>2 તિમોથીને 4:19 (#2)</w:t>
+      </w:r>
+      <w:r>
+        <w:rPr>
+          <w:lang w:val="gu_IN" w:bidi="gu_IN"/>
+        </w:rPr>
+      </w:r>
+    </w:p>
+    <w:p>
+      <w:pPr/>
+      <w:r>
+        <w:rPr>
+          <w:lang w:val="gu_IN" w:bidi="gu_IN"/>
+        </w:rPr>
+      </w:r>
+      <w:r>
+        <w:rPr>
+          <w:b/>
+          <w:lang w:val="gu_IN" w:bidi="gu_IN"/>
+        </w:rPr>
+        <w:t>"આકુલાને"</w:t>
+      </w:r>
+    </w:p>
+    <w:p>
+      <w:pPr/>
+      <w:r>
+        <w:rPr>
+          <w:lang w:val="gu_IN" w:bidi="gu_IN"/>
+        </w:rPr>
+      </w:r>
+      <w:r>
+        <w:rPr>
+          <w:lang w:val="gu_IN" w:bidi="gu_IN"/>
+        </w:rPr>
+        <w:t xml:space="preserve">આ એક માણસનું નામ છે. (જુઓ: </w:t>
+      </w:r>
+      <w:r>
+        <w:rPr>
+          <w:lang w:val="gu_IN" w:bidi="gu_IN"/>
+        </w:rPr>
+        <w:t>નામોનો અનુવાદ કેવી રીતે કરવો</w:t>
+      </w:r>
+      <w:r>
+        <w:rPr>
+          <w:lang w:val="gu_IN" w:bidi="gu_IN"/>
+        </w:rPr>
+        <w:t>)</w:t>
+      </w:r>
+      <w:r>
+        <w:rPr>
+          <w:lang w:val="gu_IN" w:bidi="gu_IN"/>
+        </w:rPr>
+      </w:r>
+      <w:r>
+        <w:rPr>
+          <w:lang w:val="gu_IN" w:bidi="gu_IN"/>
+        </w:rPr>
+      </w:r>
+    </w:p>
+    <w:p>
+      <w:pPr/>
+      <w:r>
+        <w:rPr>
+          <w:lang w:val="gu_IN" w:bidi="gu_IN"/>
+        </w:rPr>
+      </w:r>
+    </w:p>
+    <w:p>
+      <w:pPr>
+        <w:pStyle w:val="Heading2"/>
+      </w:pPr>
+      <w:r>
+        <w:rPr>
+          <w:lang w:val="gu_IN" w:bidi="gu_IN"/>
+        </w:rPr>
         <w:t>2 તિમોથીને 4:20 (#2)</w:t>
       </w:r>
       <w:r>
@@ -29008,6 +32582,81 @@
           <w:lang w:val="gu_IN" w:bidi="gu_IN"/>
         </w:rPr>
         <w:t xml:space="preserve">આ એફેસસની દક્ષિણે આવેલા એક શહેરનું નામ છે. (જુઓ: </w:t>
+      </w:r>
+      <w:r>
+        <w:rPr>
+          <w:lang w:val="gu_IN" w:bidi="gu_IN"/>
+        </w:rPr>
+        <w:t>નામોનો અનુવાદ કેવી રીતે કરવો</w:t>
+      </w:r>
+      <w:r>
+        <w:rPr>
+          <w:lang w:val="gu_IN" w:bidi="gu_IN"/>
+        </w:rPr>
+        <w:t>)</w:t>
+      </w:r>
+      <w:r>
+        <w:rPr>
+          <w:lang w:val="gu_IN" w:bidi="gu_IN"/>
+        </w:rPr>
+      </w:r>
+      <w:r>
+        <w:rPr>
+          <w:lang w:val="gu_IN" w:bidi="gu_IN"/>
+        </w:rPr>
+      </w:r>
+    </w:p>
+    <w:p>
+      <w:pPr/>
+      <w:r>
+        <w:rPr>
+          <w:lang w:val="gu_IN" w:bidi="gu_IN"/>
+        </w:rPr>
+      </w:r>
+    </w:p>
+    <w:p>
+      <w:pPr>
+        <w:pStyle w:val="Heading2"/>
+      </w:pPr>
+      <w:r>
+        <w:rPr>
+          <w:lang w:val="gu_IN" w:bidi="gu_IN"/>
+        </w:rPr>
+        <w:t>2 તિમોથીને 4:20 (#1)</w:t>
+      </w:r>
+      <w:r>
+        <w:rPr>
+          <w:lang w:val="gu_IN" w:bidi="gu_IN"/>
+        </w:rPr>
+      </w:r>
+    </w:p>
+    <w:p>
+      <w:pPr/>
+      <w:r>
+        <w:rPr>
+          <w:lang w:val="gu_IN" w:bidi="gu_IN"/>
+        </w:rPr>
+      </w:r>
+      <w:r>
+        <w:rPr>
+          <w:b/>
+          <w:lang w:val="gu_IN" w:bidi="gu_IN"/>
+        </w:rPr>
+        <w:t>"કરિંથમાં"</w:t>
+      </w:r>
+    </w:p>
+    <w:p>
+      <w:pPr/>
+      <w:r>
+        <w:rPr>
+          <w:lang w:val="gu_IN" w:bidi="gu_IN"/>
+        </w:rPr>
+      </w:r>
+      <w:r>
+        <w:rPr>
+          <w:lang w:val="gu_IN" w:bidi="gu_IN"/>
+        </w:rPr>
+        <w:t xml:space="preserve">આ એક શહેરનું નામ છે. (જુઓ: </w:t>
       </w:r>
       <w:r>
         <w:rPr>
